--- a/23CT113_Nhom02_NenTangCrowdfunding(TuTeFund)/TimeLine/Biên Bản Họp Nhóm Lần 2 – Báo Cáo Cuối Kỳ Môn Kiểm Thử Phần Mềm.docx
+++ b/23CT113_Nhom02_NenTangCrowdfunding(TuTeFund)/TimeLine/Biên Bản Họp Nhóm Lần 2 – Báo Cáo Cuối Kỳ Môn Kiểm Thử Phần Mềm.docx
@@ -2,119 +2,2930 @@
 <file path=word/document.xml><?xml version="1.0" encoding="utf-8"?>
 <w:document xmlns:wpc="http://schemas.microsoft.com/office/word/2010/wordprocessingCanvas" xmlns:mo="http://schemas.microsoft.com/office/mac/office/2008/main" xmlns:mc="http://schemas.openxmlformats.org/markup-compatibility/2006" xmlns:mv="urn:schemas-microsoft-com:mac:vml" xmlns:o="urn:schemas-microsoft-com:office:office" xmlns:r="http://schemas.openxmlformats.org/officeDocument/2006/relationships" xmlns:m="http://schemas.openxmlformats.org/officeDocument/2006/math" xmlns:v="urn:schemas-microsoft-com:vml" xmlns:wp14="http://schemas.microsoft.com/office/word/2010/wordprocessingDrawing" xmlns:wp="http://schemas.openxmlformats.org/drawingml/2006/wordprocessingDrawing" xmlns:w10="urn:schemas-microsoft-com:office:word" xmlns:w="http://schemas.openxmlformats.org/wordprocessingml/2006/main" xmlns:w14="http://schemas.microsoft.com/office/word/2010/wordml" xmlns:wpg="http://schemas.microsoft.com/office/word/2010/wordprocessingGroup" xmlns:wpi="http://schemas.microsoft.com/office/word/2010/wordprocessingInk" xmlns:wne="http://schemas.microsoft.com/office/word/2006/wordml" xmlns:wps="http://schemas.microsoft.com/office/word/2010/wordprocessingShape" mc:Ignorable="w14 wp14">
   <w:body>
+    <w:tbl>
+      <w:tblPr>
+        <w:tblW w:w="9360" w:type="dxa"/>
+        <w:jc w:val="center"/>
+        <w:tblBorders>
+          <w:top w:val="none"/>
+          <w:left w:val="none"/>
+          <w:bottom w:val="none"/>
+          <w:right w:val="none"/>
+          <w:insideH w:val="none"/>
+          <w:insideV w:val="none"/>
+        </w:tblBorders>
+      </w:tblPr>
+      <w:tblGrid>
+        <w:gridCol w:w="4680"/>
+        <w:gridCol w:w="4680"/>
+      </w:tblGrid>
+      <w:tr>
+        <w:tc>
+          <w:tcPr>
+            <w:tcW w:w="4680" w:type="dxa"/>
+            <w:vAlign w:val="top"/>
+          </w:tcPr>
+          <w:p>
+            <w:pPr>
+              <w:jc w:val="center"/>
+              <w:spacing w:before="0" w:after="40" w:line="276" w:lineRule="auto"/>
+            </w:pPr>
+            <w:r>
+              <w:rPr>
+                <w:rFonts w:ascii="Times New Roman" w:hAnsi="Times New Roman" w:cs="Times New Roman"/>
+                <w:b/>
+                <w:sz w:val="20"/>
+                <w:szCs w:val="20"/>
+                <w:color w:val="0F172A"/>
+              </w:rPr>
+              <w:t xml:space="preserve">TRƯỜNG ĐẠI HỌC LẠC HỒNG</w:t>
+            </w:r>
+          </w:p>
+          <w:p>
+            <w:pPr>
+              <w:jc w:val="center"/>
+              <w:spacing w:before="0" w:after="40" w:line="276" w:lineRule="auto"/>
+            </w:pPr>
+            <w:r>
+              <w:rPr>
+                <w:rFonts w:ascii="Times New Roman" w:hAnsi="Times New Roman" w:cs="Times New Roman"/>
+                <w:b/>
+                <w:sz w:val="20"/>
+                <w:szCs w:val="20"/>
+                <w:color w:val="1E3A8A"/>
+              </w:rPr>
+              <w:t xml:space="preserve">KHOA CÔNG NGHỆ THÔNG TIN</w:t>
+            </w:r>
+          </w:p>
+          <w:p>
+            <w:pPr>
+              <w:jc w:val="center"/>
+              <w:spacing w:before="0" w:after="40" w:line="276" w:lineRule="auto"/>
+            </w:pPr>
+            <w:r>
+              <w:rPr>
+                <w:rFonts w:ascii="Times New Roman" w:hAnsi="Times New Roman" w:cs="Times New Roman"/>
+                <w:i/>
+                <w:sz w:val="17"/>
+                <w:szCs w:val="17"/>
+                <w:color w:val="334155"/>
+              </w:rPr>
+              <w:t xml:space="preserve">Môn: Kiểm thử và đảm bảo chất lượng phần mềm</w:t>
+            </w:r>
+          </w:p>
+          <w:p>
+            <w:pPr>
+              <w:jc w:val="center"/>
+              <w:spacing w:before="0" w:after="60" w:line="276" w:lineRule="auto"/>
+            </w:pPr>
+            <w:r>
+              <w:rPr>
+                <w:rFonts w:ascii="Times New Roman" w:hAnsi="Times New Roman" w:cs="Times New Roman"/>
+                <w:b/>
+                <w:sz w:val="17"/>
+                <w:szCs w:val="17"/>
+                <w:color w:val="2563EB"/>
+              </w:rPr>
+              <w:t xml:space="preserve">GVBM: Nguyễn Minh Phúc</w:t>
+            </w:r>
+          </w:p>
+          <w:p>
+            <w:pPr>
+              <w:jc w:val="center"/>
+              <w:spacing w:before="0" w:after="120" w:line="276" w:lineRule="auto"/>
+            </w:pPr>
+            <w:r>
+              <w:rPr>
+                <w:rFonts w:ascii="Times New Roman" w:hAnsi="Times New Roman" w:cs="Times New Roman"/>
+                <w:sz w:val="16"/>
+                <w:szCs w:val="16"/>
+                <w:color w:val="94A3B8"/>
+              </w:rPr>
+              <w:t xml:space="preserve">-----------------------</w:t>
+            </w:r>
+          </w:p>
+        </w:tc>
+        <w:tc>
+          <w:tcPr>
+            <w:tcW w:w="4680" w:type="dxa"/>
+            <w:vAlign w:val="top"/>
+          </w:tcPr>
+          <w:p>
+            <w:pPr>
+              <w:jc w:val="center"/>
+              <w:spacing w:before="0" w:after="40" w:line="276" w:lineRule="auto"/>
+            </w:pPr>
+            <w:r>
+              <w:rPr>
+                <w:rFonts w:ascii="Times New Roman" w:hAnsi="Times New Roman" w:cs="Times New Roman"/>
+                <w:b/>
+                <w:sz w:val="20"/>
+                <w:szCs w:val="20"/>
+                <w:color w:val="0F172A"/>
+              </w:rPr>
+              <w:t xml:space="preserve">CỘNG HÒA XÃ HỘI CHỦ NGHĨA VIỆT NAM</w:t>
+            </w:r>
+          </w:p>
+          <w:p>
+            <w:pPr>
+              <w:jc w:val="center"/>
+              <w:spacing w:before="0" w:after="40" w:line="276" w:lineRule="auto"/>
+            </w:pPr>
+            <w:r>
+              <w:rPr>
+                <w:rFonts w:ascii="Times New Roman" w:hAnsi="Times New Roman" w:cs="Times New Roman"/>
+                <w:b/>
+                <w:sz w:val="20"/>
+                <w:szCs w:val="20"/>
+                <w:color w:val="0F172A"/>
+              </w:rPr>
+              <w:t xml:space="preserve">Độc lập – Tự do – Hạnh phúc</w:t>
+            </w:r>
+          </w:p>
+          <w:p>
+            <w:pPr>
+              <w:jc w:val="center"/>
+              <w:spacing w:before="40" w:after="80" w:line="276" w:lineRule="auto"/>
+            </w:pPr>
+            <w:r>
+              <w:rPr>
+                <w:rFonts w:ascii="Times New Roman" w:hAnsi="Times New Roman" w:cs="Times New Roman"/>
+                <w:i/>
+                <w:sz w:val="18"/>
+                <w:szCs w:val="18"/>
+                <w:color w:val="475569"/>
+              </w:rPr>
+              <w:t xml:space="preserve">Đồng Nai, ngày 25 tháng 10 năm 2026</w:t>
+            </w:r>
+          </w:p>
+          <w:p>
+            <w:pPr>
+              <w:jc w:val="center"/>
+              <w:spacing w:before="0" w:after="120" w:line="276" w:lineRule="auto"/>
+            </w:pPr>
+            <w:r>
+              <w:rPr>
+                <w:rFonts w:ascii="Times New Roman" w:hAnsi="Times New Roman" w:cs="Times New Roman"/>
+                <w:sz w:val="16"/>
+                <w:szCs w:val="16"/>
+                <w:color w:val="94A3B8"/>
+              </w:rPr>
+              <w:t xml:space="preserve">-----------------------</w:t>
+            </w:r>
+          </w:p>
+        </w:tc>
+      </w:tr>
+    </w:tbl>
     <w:p>
       <w:pPr>
-        <w:pStyle w:val="Heading1"/>
+        <w:jc w:val="center"/>
+        <w:spacing w:before="180" w:after="60" w:line="276" w:lineRule="auto"/>
       </w:pPr>
       <w:r>
-        <w:t>Biên Bản Họp Nhóm Lần 2 – Báo Cáo Cuối Kỳ Môn Kiểm Thử Phần Mềm</w:t>
-      </w:r>
-    </w:p>
-    <w:p>
-      <w:r>
-        <w:t>Thời gian họp: Ngày 20 tháng 10 năm 2026    Hình thức họp: Online</w:t>
-      </w:r>
-    </w:p>
-    <w:p>
-      <w:r>
-        <w:t>Thành viên tham dự:</w:t>
-      </w:r>
-    </w:p>
-    <w:p>
-      <w:r>
-        <w:t>Nguyễn Quách Phú Tài – Trưởng nhóm</w:t>
-      </w:r>
-    </w:p>
-    <w:p>
-      <w:r>
-        <w:t>Bùi Đặng Quốc Khánh – Thành viên</w:t>
-      </w:r>
-    </w:p>
-    <w:p>
-      <w:r>
-        <w:t>Nguyễn Trung Tiến – Thành viên</w:t>
-      </w:r>
-    </w:p>
-    <w:p>
-      <w:r>
-        <w:t>Trần Xuân Ân – Thành viên</w:t>
-      </w:r>
-    </w:p>
-    <w:p>
-      <w:r>
-        <w:t>Nguyễn Khánh Du – Thành viên</w:t>
+        <w:rPr>
+          <w:rFonts w:ascii="Times New Roman" w:hAnsi="Times New Roman" w:cs="Times New Roman"/>
+          <w:b/>
+          <w:sz w:val="30"/>
+          <w:szCs w:val="30"/>
+          <w:color w:val="1E3A8A"/>
+        </w:rPr>
+        <w:t xml:space="preserve">BIÊN BẢN HỌP NHÓM LẦN 2</w:t>
       </w:r>
     </w:p>
     <w:p>
       <w:pPr>
-        <w:pStyle w:val="Heading2"/>
+        <w:jc w:val="center"/>
+        <w:spacing w:before="0" w:after="60" w:line="276" w:lineRule="auto"/>
       </w:pPr>
       <w:r>
-        <w:t>Mục Đích Cuộc Họp</w:t>
-      </w:r>
-    </w:p>
-    <w:p>
-      <w:r>
-        <w:t>- Kiểm tra tiến độ thực hiện Test Plan và Test Case.</w:t>
-      </w:r>
-    </w:p>
-    <w:p>
-      <w:r>
-        <w:t>- Đánh giá việc hoàn thiện các yêu cầu chức năng của dự án.</w:t>
-      </w:r>
-    </w:p>
-    <w:p>
-      <w:r>
-        <w:t>- Hướng dẫn cách đồng bộ dữ liệu và cập nhật báo cáo theo chuẩn học thuật.</w:t>
+        <w:rPr>
+          <w:rFonts w:ascii="Times New Roman" w:hAnsi="Times New Roman" w:cs="Times New Roman"/>
+          <w:b/>
+          <w:sz w:val="22"/>
+          <w:szCs w:val="22"/>
+          <w:color w:val="2563EB"/>
+        </w:rPr>
+        <w:t xml:space="preserve">ĐÁNH GIÁ KẾT QUẢ THỰC THI KIỂM THỬ 2 VÒNG, RÀ SOÁT DANH SÁCH LỖI (BUG LOG) VÀ TIẾN ĐỘ TUẦN 2</w:t>
       </w:r>
     </w:p>
     <w:p>
       <w:pPr>
-        <w:pStyle w:val="Heading2"/>
+        <w:jc w:val="center"/>
+        <w:spacing w:before="0" w:after="40" w:line="276" w:lineRule="auto"/>
       </w:pPr>
       <w:r>
-        <w:t>Nội Dung Thảo Luận</w:t>
-      </w:r>
-    </w:p>
-    <w:p>
-      <w:r>
-        <w:t>- Nhóm rà soát lại 25 yêu cầu chức năng và đối chiếu với bản test case đang xây dựng.</w:t>
-      </w:r>
-    </w:p>
-    <w:p>
-      <w:r>
-        <w:t>- Thảo luận sửa lỗi trong việc đặt tên file, cấu trúc dữ liệu và cách mô tả test case rõ ràng hơn.</w:t>
-      </w:r>
-    </w:p>
-    <w:p>
-      <w:r>
-        <w:t>- Tập trung cập nhật tiêu chí kiểm thử và bản đồ truy vết giữa requirement, test requirement và test case.</w:t>
-      </w:r>
-    </w:p>
-    <w:p>
-      <w:r>
-        <w:t>- Đồng ý chuẩn hóa các tài liệu Word, Excel và báo cáo theo đúng định dạng nộp.</w:t>
+        <w:rPr>
+          <w:rFonts w:ascii="Times New Roman" w:hAnsi="Times New Roman" w:cs="Times New Roman"/>
+          <w:i/>
+          <w:sz w:val="19"/>
+          <w:szCs w:val="19"/>
+          <w:color w:val="475569"/>
+        </w:rPr>
+        <w:t xml:space="preserve">Dự án: Nền tảng gây quỹ cộng đồng Tử Tế Fund (TuTeFund) — Kho lưu trữ: Escanor292/platform</w:t>
       </w:r>
     </w:p>
     <w:p>
       <w:pPr>
-        <w:pStyle w:val="Heading2"/>
+        <w:jc w:val="center"/>
+        <w:spacing w:before="0" w:after="200" w:line="276" w:lineRule="auto"/>
       </w:pPr>
       <w:r>
-        <w:t>Kết Luận</w:t>
+        <w:rPr>
+          <w:rFonts w:ascii="Times New Roman" w:hAnsi="Times New Roman" w:cs="Times New Roman"/>
+          <w:b/>
+          <w:sz w:val="20"/>
+          <w:szCs w:val="20"/>
+          <w:color w:val="0F172A"/>
+        </w:rPr>
+        <w:t xml:space="preserve">Mã lớp: 23CT113 — Nhóm thực hiện: Nhóm 02</w:t>
       </w:r>
     </w:p>
     <w:p>
+      <w:pPr>
+        <w:spacing w:before="240" w:after="120" w:line="276" w:lineRule="auto"/>
+      </w:pPr>
       <w:r>
-        <w:t>Công việc về Test Plan và Test Case đã tiến triển đúng hướng; nhóm cần tiếp tục hoàn thiện các sheet và tích hợp báo cáo theo mốc thời gian đã thống nhất.</w:t>
+        <w:rPr>
+          <w:rFonts w:ascii="Times New Roman" w:hAnsi="Times New Roman" w:cs="Times New Roman"/>
+          <w:b/>
+          <w:sz w:val="28"/>
+          <w:szCs w:val="28"/>
+          <w:color w:val="1E3A8A"/>
+        </w:rPr>
+        <w:t xml:space="preserve">I. THÔNG TIN CHUNG VỀ CUỘC HỌP</w:t>
       </w:r>
     </w:p>
     <w:p>
+      <w:pPr>
+        <w:spacing w:before="100" w:after="100" w:line="276" w:lineRule="auto"/>
+      </w:pPr>
       <w:r>
-        <w:t>Hình ảnh minh chứng cuộc họp:</w:t>
+        <w:rPr>
+          <w:rFonts w:ascii="Times New Roman" w:hAnsi="Times New Roman" w:cs="Times New Roman"/>
+          <w:sz w:val="20"/>
+          <w:szCs w:val="20"/>
+          <w:color w:val="0F172A"/>
+        </w:rPr>
+        <w:t xml:space="preserve">• Thời gian bắt đầu: 19:30, Ngày 25/10/2026 | Thời gian kết thúc: 22:00, Ngày 25/10/2026 (Cuối Tuần 2)</w:t>
       </w:r>
     </w:p>
     <w:p>
+      <w:pPr>
+        <w:spacing w:before="100" w:after="100" w:line="276" w:lineRule="auto"/>
+      </w:pPr>
+      <w:r>
+        <w:rPr>
+          <w:rFonts w:ascii="Times New Roman" w:hAnsi="Times New Roman" w:cs="Times New Roman"/>
+          <w:sz w:val="20"/>
+          <w:szCs w:val="20"/>
+          <w:color w:val="0F172A"/>
+        </w:rPr>
+        <w:t xml:space="preserve">• Hình thức họp: Trực tuyến qua Google Meet (Nhóm 02 - 23CT113 - ĐH Lạc Hồng)</w:t>
+      </w:r>
+    </w:p>
+    <w:p>
+      <w:pPr>
+        <w:spacing w:before="100" w:after="100" w:line="276" w:lineRule="auto"/>
+      </w:pPr>
+      <w:r>
+        <w:rPr>
+          <w:rFonts w:ascii="Times New Roman" w:hAnsi="Times New Roman" w:cs="Times New Roman"/>
+          <w:b/>
+          <w:sz w:val="20"/>
+          <w:szCs w:val="20"/>
+          <w:color w:val="2563EB"/>
+        </w:rPr>
+        <w:t xml:space="preserve">• Giáo viên bộ môn hướng dẫn: ThS. Nguyễn Minh Phúc</w:t>
+      </w:r>
+    </w:p>
+    <w:p>
+      <w:pPr>
+        <w:spacing w:before="100" w:after="100" w:line="276" w:lineRule="auto"/>
+      </w:pPr>
+      <w:r>
+        <w:rPr>
+          <w:rFonts w:ascii="Times New Roman" w:hAnsi="Times New Roman" w:cs="Times New Roman"/>
+          <w:sz w:val="20"/>
+          <w:szCs w:val="20"/>
+          <w:color w:val="0F172A"/>
+        </w:rPr>
+        <w:t xml:space="preserve">• Chủ trì cuộc họp: Nguyễn Quách Phú Tài (Trưởng nhóm / Test Lead)</w:t>
+      </w:r>
+    </w:p>
+    <w:p>
+      <w:pPr>
+        <w:spacing w:before="100" w:after="100" w:line="276" w:lineRule="auto"/>
+      </w:pPr>
+      <w:r>
+        <w:rPr>
+          <w:rFonts w:ascii="Times New Roman" w:hAnsi="Times New Roman" w:cs="Times New Roman"/>
+          <w:b/>
+          <w:sz w:val="20"/>
+          <w:szCs w:val="20"/>
+          <w:color w:val="0F172A"/>
+        </w:rPr>
+        <w:t xml:space="preserve">• Thư ký ghi chép: Bùi Đặng Quốc Khánh</w:t>
+      </w:r>
+    </w:p>
+    <w:p>
+      <w:pPr>
+        <w:spacing w:before="240" w:after="120" w:line="276" w:lineRule="auto"/>
+      </w:pPr>
+      <w:r>
+        <w:rPr>
+          <w:rFonts w:ascii="Times New Roman" w:hAnsi="Times New Roman" w:cs="Times New Roman"/>
+          <w:b/>
+          <w:sz w:val="28"/>
+          <w:szCs w:val="28"/>
+          <w:color w:val="1E3A8A"/>
+        </w:rPr>
+        <w:t xml:space="preserve">II. THÀNH PHẦN THAM DỰ</w:t>
+      </w:r>
+    </w:p>
+    <w:p>
+      <w:pPr>
+        <w:spacing w:before="100" w:after="80" w:line="276" w:lineRule="auto"/>
+      </w:pPr>
+      <w:r>
+        <w:rPr>
+          <w:rFonts w:ascii="Times New Roman" w:hAnsi="Times New Roman" w:cs="Times New Roman"/>
+          <w:sz w:val="20"/>
+          <w:szCs w:val="20"/>
+          <w:color w:val="0F172A"/>
+        </w:rPr>
+        <w:t xml:space="preserve">Cuộc họp có sự tham dự đầy đủ của 5/5 thành viên Nhóm 02 (tỷ lệ 100%):</w:t>
+      </w:r>
+    </w:p>
+    <w:tbl>
+      <w:tblPr>
+        <w:tblW w:w="9360" w:type="dxa"/>
+        <w:jc w:val="center"/>
+        <w:tblBorders>
+          <w:top w:val="single" w:sz="6" w:space="0" w:color="94A3B8"/>
+          <w:left w:val="single" w:sz="6" w:space="0" w:color="94A3B8"/>
+          <w:bottom w:val="single" w:sz="6" w:space="0" w:color="94A3B8"/>
+          <w:right w:val="single" w:sz="6" w:space="0" w:color="94A3B8"/>
+          <w:insideH w:val="single" w:sz="4" w:space="0" w:color="CBD5E1"/>
+          <w:insideV w:val="single" w:sz="4" w:space="0" w:color="CBD5E1"/>
+        </w:tblBorders>
+        <w:tblCellMar>
+          <w:top w:w="100" w:type="dxa"/>
+          <w:bottom w:w="100" w:type="dxa"/>
+          <w:left w:w="140" w:type="dxa"/>
+          <w:right w:w="140" w:type="dxa"/>
+        </w:tblCellMar>
+      </w:tblPr>
+      <w:tblGrid>
+        <w:gridCol w:w="600"/>
+        <w:gridCol w:w="2600"/>
+        <w:gridCol w:w="1400"/>
+        <w:gridCol w:w="2000"/>
+        <w:gridCol w:w="1800"/>
+        <w:gridCol w:w="960"/>
+      </w:tblGrid>
+      <w:tr>
+        <w:trPr>
+          <w:cantSplit/>
+          <w:tblHeader/>
+        </w:trPr>
+        <w:tc>
+          <w:tcPr>
+            <w:tcW w:w="600" w:type="dxa"/>
+            <w:shd w:val="clear" w:color="auto" w:fill="1E3A8A"/>
+            <w:tcMar>
+              <w:top w:w="120" w:type="dxa"/>
+              <w:bottom w:w="120" w:type="dxa"/>
+              <w:left w:w="140" w:type="dxa"/>
+              <w:right w:w="140" w:type="dxa"/>
+            </w:tcMar>
+            <w:vAlign w:val="center"/>
+          </w:tcPr>
+          <w:p>
+            <w:pPr>
+              <w:jc w:val="center"/>
+              <w:spacing w:before="40" w:after="40" w:line="276" w:lineRule="auto"/>
+            </w:pPr>
+            <w:r>
+              <w:rPr>
+                <w:rFonts w:ascii="Times New Roman" w:hAnsi="Times New Roman" w:cs="Times New Roman"/>
+                <w:b/>
+                <w:sz w:val="19"/>
+                <w:szCs w:val="19"/>
+                <w:color w:val="FFFFFF"/>
+              </w:rPr>
+              <w:t xml:space="preserve">STT</w:t>
+            </w:r>
+          </w:p>
+        </w:tc>
+        <w:tc>
+          <w:tcPr>
+            <w:tcW w:w="2600" w:type="dxa"/>
+            <w:shd w:val="clear" w:color="auto" w:fill="1E3A8A"/>
+            <w:tcMar>
+              <w:top w:w="120" w:type="dxa"/>
+              <w:bottom w:w="120" w:type="dxa"/>
+              <w:left w:w="140" w:type="dxa"/>
+              <w:right w:w="140" w:type="dxa"/>
+            </w:tcMar>
+            <w:vAlign w:val="center"/>
+          </w:tcPr>
+          <w:p>
+            <w:pPr>
+              <w:jc w:val="center"/>
+              <w:spacing w:before="40" w:after="40" w:line="276" w:lineRule="auto"/>
+            </w:pPr>
+            <w:r>
+              <w:rPr>
+                <w:rFonts w:ascii="Times New Roman" w:hAnsi="Times New Roman" w:cs="Times New Roman"/>
+                <w:b/>
+                <w:sz w:val="19"/>
+                <w:szCs w:val="19"/>
+                <w:color w:val="FFFFFF"/>
+              </w:rPr>
+              <w:t xml:space="preserve">Họ và tên</w:t>
+            </w:r>
+          </w:p>
+        </w:tc>
+        <w:tc>
+          <w:tcPr>
+            <w:tcW w:w="1400" w:type="dxa"/>
+            <w:shd w:val="clear" w:color="auto" w:fill="1E3A8A"/>
+            <w:tcMar>
+              <w:top w:w="120" w:type="dxa"/>
+              <w:bottom w:w="120" w:type="dxa"/>
+              <w:left w:w="140" w:type="dxa"/>
+              <w:right w:w="140" w:type="dxa"/>
+            </w:tcMar>
+            <w:vAlign w:val="center"/>
+          </w:tcPr>
+          <w:p>
+            <w:pPr>
+              <w:jc w:val="center"/>
+              <w:spacing w:before="40" w:after="40" w:line="276" w:lineRule="auto"/>
+            </w:pPr>
+            <w:r>
+              <w:rPr>
+                <w:rFonts w:ascii="Times New Roman" w:hAnsi="Times New Roman" w:cs="Times New Roman"/>
+                <w:b/>
+                <w:sz w:val="19"/>
+                <w:szCs w:val="19"/>
+                <w:color w:val="FFFFFF"/>
+              </w:rPr>
+              <w:t xml:space="preserve">MSSV</w:t>
+            </w:r>
+          </w:p>
+        </w:tc>
+        <w:tc>
+          <w:tcPr>
+            <w:tcW w:w="2000" w:type="dxa"/>
+            <w:shd w:val="clear" w:color="auto" w:fill="1E3A8A"/>
+            <w:tcMar>
+              <w:top w:w="120" w:type="dxa"/>
+              <w:bottom w:w="120" w:type="dxa"/>
+              <w:left w:w="140" w:type="dxa"/>
+              <w:right w:w="140" w:type="dxa"/>
+            </w:tcMar>
+            <w:vAlign w:val="center"/>
+          </w:tcPr>
+          <w:p>
+            <w:pPr>
+              <w:jc w:val="center"/>
+              <w:spacing w:before="40" w:after="40" w:line="276" w:lineRule="auto"/>
+            </w:pPr>
+            <w:r>
+              <w:rPr>
+                <w:rFonts w:ascii="Times New Roman" w:hAnsi="Times New Roman" w:cs="Times New Roman"/>
+                <w:b/>
+                <w:sz w:val="19"/>
+                <w:szCs w:val="19"/>
+                <w:color w:val="FFFFFF"/>
+              </w:rPr>
+              <w:t xml:space="preserve">Vai trò trong nhóm</w:t>
+            </w:r>
+          </w:p>
+        </w:tc>
+        <w:tc>
+          <w:tcPr>
+            <w:tcW w:w="1800" w:type="dxa"/>
+            <w:shd w:val="clear" w:color="auto" w:fill="1E3A8A"/>
+            <w:tcMar>
+              <w:top w:w="120" w:type="dxa"/>
+              <w:bottom w:w="120" w:type="dxa"/>
+              <w:left w:w="140" w:type="dxa"/>
+              <w:right w:w="140" w:type="dxa"/>
+            </w:tcMar>
+            <w:vAlign w:val="center"/>
+          </w:tcPr>
+          <w:p>
+            <w:pPr>
+              <w:jc w:val="center"/>
+              <w:spacing w:before="40" w:after="40" w:line="276" w:lineRule="auto"/>
+            </w:pPr>
+            <w:r>
+              <w:rPr>
+                <w:rFonts w:ascii="Times New Roman" w:hAnsi="Times New Roman" w:cs="Times New Roman"/>
+                <w:b/>
+                <w:sz w:val="19"/>
+                <w:szCs w:val="19"/>
+                <w:color w:val="FFFFFF"/>
+              </w:rPr>
+              <w:t xml:space="preserve">Module phụ trách</w:t>
+            </w:r>
+          </w:p>
+        </w:tc>
+        <w:tc>
+          <w:tcPr>
+            <w:tcW w:w="960" w:type="dxa"/>
+            <w:shd w:val="clear" w:color="auto" w:fill="1E3A8A"/>
+            <w:tcMar>
+              <w:top w:w="120" w:type="dxa"/>
+              <w:bottom w:w="120" w:type="dxa"/>
+              <w:left w:w="140" w:type="dxa"/>
+              <w:right w:w="140" w:type="dxa"/>
+            </w:tcMar>
+            <w:vAlign w:val="center"/>
+          </w:tcPr>
+          <w:p>
+            <w:pPr>
+              <w:jc w:val="center"/>
+              <w:spacing w:before="40" w:after="40" w:line="276" w:lineRule="auto"/>
+            </w:pPr>
+            <w:r>
+              <w:rPr>
+                <w:rFonts w:ascii="Times New Roman" w:hAnsi="Times New Roman" w:cs="Times New Roman"/>
+                <w:b/>
+                <w:sz w:val="19"/>
+                <w:szCs w:val="19"/>
+                <w:color w:val="FFFFFF"/>
+              </w:rPr>
+              <w:t xml:space="preserve">Điểm danh</w:t>
+            </w:r>
+          </w:p>
+        </w:tc>
+      </w:tr>
+      <w:tr>
+        <w:trPr>
+          <w:cantSplit/>
+        </w:trPr>
+        <w:tc>
+          <w:tcPr>
+            <w:tcW w:w="600" w:type="dxa"/>
+            <w:shd w:val="clear" w:color="auto" w:fill="FFFFFF"/>
+            <w:tcMar>
+              <w:top w:w="120" w:type="dxa"/>
+              <w:bottom w:w="120" w:type="dxa"/>
+              <w:left w:w="140" w:type="dxa"/>
+              <w:right w:w="140" w:type="dxa"/>
+            </w:tcMar>
+            <w:vAlign w:val="center"/>
+          </w:tcPr>
+          <w:p>
+            <w:pPr>
+              <w:jc w:val="center"/>
+              <w:spacing w:before="40" w:after="40" w:line="276" w:lineRule="auto"/>
+            </w:pPr>
+            <w:r>
+              <w:rPr>
+                <w:rFonts w:ascii="Times New Roman" w:hAnsi="Times New Roman" w:cs="Times New Roman"/>
+                <w:sz w:val="19"/>
+                <w:szCs w:val="19"/>
+                <w:color w:val="0F172A"/>
+              </w:rPr>
+              <w:t xml:space="preserve">1</w:t>
+            </w:r>
+          </w:p>
+        </w:tc>
+        <w:tc>
+          <w:tcPr>
+            <w:tcW w:w="2600" w:type="dxa"/>
+            <w:shd w:val="clear" w:color="auto" w:fill="FFFFFF"/>
+            <w:tcMar>
+              <w:top w:w="120" w:type="dxa"/>
+              <w:bottom w:w="120" w:type="dxa"/>
+              <w:left w:w="140" w:type="dxa"/>
+              <w:right w:w="140" w:type="dxa"/>
+            </w:tcMar>
+            <w:vAlign w:val="center"/>
+          </w:tcPr>
+          <w:p>
+            <w:pPr>
+              <w:spacing w:before="40" w:after="40" w:line="276" w:lineRule="auto"/>
+            </w:pPr>
+            <w:r>
+              <w:rPr>
+                <w:rFonts w:ascii="Times New Roman" w:hAnsi="Times New Roman" w:cs="Times New Roman"/>
+                <w:b/>
+                <w:sz w:val="19"/>
+                <w:szCs w:val="19"/>
+                <w:color w:val="0F172A"/>
+              </w:rPr>
+              <w:t xml:space="preserve">Nguyễn Quách Phú Tài</w:t>
+            </w:r>
+          </w:p>
+        </w:tc>
+        <w:tc>
+          <w:tcPr>
+            <w:tcW w:w="1400" w:type="dxa"/>
+            <w:shd w:val="clear" w:color="auto" w:fill="FFFFFF"/>
+            <w:tcMar>
+              <w:top w:w="120" w:type="dxa"/>
+              <w:bottom w:w="120" w:type="dxa"/>
+              <w:left w:w="140" w:type="dxa"/>
+              <w:right w:w="140" w:type="dxa"/>
+            </w:tcMar>
+            <w:vAlign w:val="center"/>
+          </w:tcPr>
+          <w:p>
+            <w:pPr>
+              <w:jc w:val="center"/>
+              <w:spacing w:before="40" w:after="40" w:line="276" w:lineRule="auto"/>
+            </w:pPr>
+            <w:r>
+              <w:rPr>
+                <w:rFonts w:ascii="Times New Roman" w:hAnsi="Times New Roman" w:cs="Times New Roman"/>
+                <w:sz w:val="19"/>
+                <w:szCs w:val="19"/>
+                <w:color w:val="0F172A"/>
+              </w:rPr>
+              <w:t xml:space="preserve">123000609</w:t>
+            </w:r>
+          </w:p>
+        </w:tc>
+        <w:tc>
+          <w:tcPr>
+            <w:tcW w:w="2000" w:type="dxa"/>
+            <w:shd w:val="clear" w:color="auto" w:fill="FFFFFF"/>
+            <w:tcMar>
+              <w:top w:w="120" w:type="dxa"/>
+              <w:bottom w:w="120" w:type="dxa"/>
+              <w:left w:w="140" w:type="dxa"/>
+              <w:right w:w="140" w:type="dxa"/>
+            </w:tcMar>
+            <w:vAlign w:val="center"/>
+          </w:tcPr>
+          <w:p>
+            <w:pPr>
+              <w:spacing w:before="40" w:after="40" w:line="276" w:lineRule="auto"/>
+            </w:pPr>
+            <w:r>
+              <w:rPr>
+                <w:rFonts w:ascii="Times New Roman" w:hAnsi="Times New Roman" w:cs="Times New Roman"/>
+                <w:sz w:val="19"/>
+                <w:szCs w:val="19"/>
+                <w:color w:val="0F172A"/>
+              </w:rPr>
+              <w:t xml:space="preserve">Trưởng nhóm / Test Lead</w:t>
+            </w:r>
+          </w:p>
+        </w:tc>
+        <w:tc>
+          <w:tcPr>
+            <w:tcW w:w="1800" w:type="dxa"/>
+            <w:shd w:val="clear" w:color="auto" w:fill="FFFFFF"/>
+            <w:tcMar>
+              <w:top w:w="120" w:type="dxa"/>
+              <w:bottom w:w="120" w:type="dxa"/>
+              <w:left w:w="140" w:type="dxa"/>
+              <w:right w:w="140" w:type="dxa"/>
+            </w:tcMar>
+            <w:vAlign w:val="center"/>
+          </w:tcPr>
+          <w:p>
+            <w:pPr>
+              <w:spacing w:before="40" w:after="40" w:line="276" w:lineRule="auto"/>
+            </w:pPr>
+            <w:r>
+              <w:rPr>
+                <w:rFonts w:ascii="Times New Roman" w:hAnsi="Times New Roman" w:cs="Times New Roman"/>
+                <w:sz w:val="19"/>
+                <w:szCs w:val="19"/>
+                <w:color w:val="0F172A"/>
+              </w:rPr>
+              <w:t xml:space="preserve">Module Login &amp; Quản trị</w:t>
+            </w:r>
+          </w:p>
+        </w:tc>
+        <w:tc>
+          <w:tcPr>
+            <w:tcW w:w="960" w:type="dxa"/>
+            <w:shd w:val="clear" w:color="auto" w:fill="FFFFFF"/>
+            <w:tcMar>
+              <w:top w:w="120" w:type="dxa"/>
+              <w:bottom w:w="120" w:type="dxa"/>
+              <w:left w:w="140" w:type="dxa"/>
+              <w:right w:w="140" w:type="dxa"/>
+            </w:tcMar>
+            <w:vAlign w:val="center"/>
+          </w:tcPr>
+          <w:p>
+            <w:pPr>
+              <w:jc w:val="center"/>
+              <w:spacing w:before="40" w:after="40" w:line="276" w:lineRule="auto"/>
+            </w:pPr>
+            <w:r>
+              <w:rPr>
+                <w:rFonts w:ascii="Times New Roman" w:hAnsi="Times New Roman" w:cs="Times New Roman"/>
+                <w:b/>
+                <w:sz w:val="19"/>
+                <w:szCs w:val="19"/>
+                <w:color w:val="059669"/>
+              </w:rPr>
+              <w:t xml:space="preserve">Có mặt (100%)</w:t>
+            </w:r>
+          </w:p>
+        </w:tc>
+      </w:tr>
+      <w:tr>
+        <w:trPr>
+          <w:cantSplit/>
+        </w:trPr>
+        <w:tc>
+          <w:tcPr>
+            <w:tcW w:w="600" w:type="dxa"/>
+            <w:shd w:val="clear" w:color="auto" w:fill="F8FAFC"/>
+            <w:tcMar>
+              <w:top w:w="120" w:type="dxa"/>
+              <w:bottom w:w="120" w:type="dxa"/>
+              <w:left w:w="140" w:type="dxa"/>
+              <w:right w:w="140" w:type="dxa"/>
+            </w:tcMar>
+            <w:vAlign w:val="center"/>
+          </w:tcPr>
+          <w:p>
+            <w:pPr>
+              <w:jc w:val="center"/>
+              <w:spacing w:before="40" w:after="40" w:line="276" w:lineRule="auto"/>
+            </w:pPr>
+            <w:r>
+              <w:rPr>
+                <w:rFonts w:ascii="Times New Roman" w:hAnsi="Times New Roman" w:cs="Times New Roman"/>
+                <w:sz w:val="19"/>
+                <w:szCs w:val="19"/>
+                <w:color w:val="0F172A"/>
+              </w:rPr>
+              <w:t xml:space="preserve">2</w:t>
+            </w:r>
+          </w:p>
+        </w:tc>
+        <w:tc>
+          <w:tcPr>
+            <w:tcW w:w="2600" w:type="dxa"/>
+            <w:shd w:val="clear" w:color="auto" w:fill="F8FAFC"/>
+            <w:tcMar>
+              <w:top w:w="120" w:type="dxa"/>
+              <w:bottom w:w="120" w:type="dxa"/>
+              <w:left w:w="140" w:type="dxa"/>
+              <w:right w:w="140" w:type="dxa"/>
+            </w:tcMar>
+            <w:vAlign w:val="center"/>
+          </w:tcPr>
+          <w:p>
+            <w:pPr>
+              <w:spacing w:before="40" w:after="40" w:line="276" w:lineRule="auto"/>
+            </w:pPr>
+            <w:r>
+              <w:rPr>
+                <w:rFonts w:ascii="Times New Roman" w:hAnsi="Times New Roman" w:cs="Times New Roman"/>
+                <w:b/>
+                <w:sz w:val="19"/>
+                <w:szCs w:val="19"/>
+                <w:color w:val="0F172A"/>
+              </w:rPr>
+              <w:t xml:space="preserve">Bùi Đặng Quốc Khánh</w:t>
+            </w:r>
+          </w:p>
+        </w:tc>
+        <w:tc>
+          <w:tcPr>
+            <w:tcW w:w="1400" w:type="dxa"/>
+            <w:shd w:val="clear" w:color="auto" w:fill="F8FAFC"/>
+            <w:tcMar>
+              <w:top w:w="120" w:type="dxa"/>
+              <w:bottom w:w="120" w:type="dxa"/>
+              <w:left w:w="140" w:type="dxa"/>
+              <w:right w:w="140" w:type="dxa"/>
+            </w:tcMar>
+            <w:vAlign w:val="center"/>
+          </w:tcPr>
+          <w:p>
+            <w:pPr>
+              <w:jc w:val="center"/>
+              <w:spacing w:before="40" w:after="40" w:line="276" w:lineRule="auto"/>
+            </w:pPr>
+            <w:r>
+              <w:rPr>
+                <w:rFonts w:ascii="Times New Roman" w:hAnsi="Times New Roman" w:cs="Times New Roman"/>
+                <w:sz w:val="19"/>
+                <w:szCs w:val="19"/>
+                <w:color w:val="0F172A"/>
+              </w:rPr>
+              <w:t xml:space="preserve">123000xxx</w:t>
+            </w:r>
+          </w:p>
+        </w:tc>
+        <w:tc>
+          <w:tcPr>
+            <w:tcW w:w="2000" w:type="dxa"/>
+            <w:shd w:val="clear" w:color="auto" w:fill="F8FAFC"/>
+            <w:tcMar>
+              <w:top w:w="120" w:type="dxa"/>
+              <w:bottom w:w="120" w:type="dxa"/>
+              <w:left w:w="140" w:type="dxa"/>
+              <w:right w:w="140" w:type="dxa"/>
+            </w:tcMar>
+            <w:vAlign w:val="center"/>
+          </w:tcPr>
+          <w:p>
+            <w:pPr>
+              <w:spacing w:before="40" w:after="40" w:line="276" w:lineRule="auto"/>
+            </w:pPr>
+            <w:r>
+              <w:rPr>
+                <w:rFonts w:ascii="Times New Roman" w:hAnsi="Times New Roman" w:cs="Times New Roman"/>
+                <w:sz w:val="19"/>
+                <w:szCs w:val="19"/>
+                <w:color w:val="0F172A"/>
+              </w:rPr>
+              <w:t xml:space="preserve">Thư ký nhóm / Defect Lead</w:t>
+            </w:r>
+          </w:p>
+        </w:tc>
+        <w:tc>
+          <w:tcPr>
+            <w:tcW w:w="1800" w:type="dxa"/>
+            <w:shd w:val="clear" w:color="auto" w:fill="F8FAFC"/>
+            <w:tcMar>
+              <w:top w:w="120" w:type="dxa"/>
+              <w:bottom w:w="120" w:type="dxa"/>
+              <w:left w:w="140" w:type="dxa"/>
+              <w:right w:w="140" w:type="dxa"/>
+            </w:tcMar>
+            <w:vAlign w:val="center"/>
+          </w:tcPr>
+          <w:p>
+            <w:pPr>
+              <w:spacing w:before="40" w:after="40" w:line="276" w:lineRule="auto"/>
+            </w:pPr>
+            <w:r>
+              <w:rPr>
+                <w:rFonts w:ascii="Times New Roman" w:hAnsi="Times New Roman" w:cs="Times New Roman"/>
+                <w:sz w:val="19"/>
+                <w:szCs w:val="19"/>
+                <w:color w:val="0F172A"/>
+              </w:rPr>
+              <w:t xml:space="preserve">Module Reward &amp; Bug Log</w:t>
+            </w:r>
+          </w:p>
+        </w:tc>
+        <w:tc>
+          <w:tcPr>
+            <w:tcW w:w="960" w:type="dxa"/>
+            <w:shd w:val="clear" w:color="auto" w:fill="F8FAFC"/>
+            <w:tcMar>
+              <w:top w:w="120" w:type="dxa"/>
+              <w:bottom w:w="120" w:type="dxa"/>
+              <w:left w:w="140" w:type="dxa"/>
+              <w:right w:w="140" w:type="dxa"/>
+            </w:tcMar>
+            <w:vAlign w:val="center"/>
+          </w:tcPr>
+          <w:p>
+            <w:pPr>
+              <w:jc w:val="center"/>
+              <w:spacing w:before="40" w:after="40" w:line="276" w:lineRule="auto"/>
+            </w:pPr>
+            <w:r>
+              <w:rPr>
+                <w:rFonts w:ascii="Times New Roman" w:hAnsi="Times New Roman" w:cs="Times New Roman"/>
+                <w:b/>
+                <w:sz w:val="19"/>
+                <w:szCs w:val="19"/>
+                <w:color w:val="059669"/>
+              </w:rPr>
+              <w:t xml:space="preserve">Có mặt (100%)</w:t>
+            </w:r>
+          </w:p>
+        </w:tc>
+      </w:tr>
+      <w:tr>
+        <w:trPr>
+          <w:cantSplit/>
+        </w:trPr>
+        <w:tc>
+          <w:tcPr>
+            <w:tcW w:w="600" w:type="dxa"/>
+            <w:shd w:val="clear" w:color="auto" w:fill="FFFFFF"/>
+            <w:tcMar>
+              <w:top w:w="120" w:type="dxa"/>
+              <w:bottom w:w="120" w:type="dxa"/>
+              <w:left w:w="140" w:type="dxa"/>
+              <w:right w:w="140" w:type="dxa"/>
+            </w:tcMar>
+            <w:vAlign w:val="center"/>
+          </w:tcPr>
+          <w:p>
+            <w:pPr>
+              <w:jc w:val="center"/>
+              <w:spacing w:before="40" w:after="40" w:line="276" w:lineRule="auto"/>
+            </w:pPr>
+            <w:r>
+              <w:rPr>
+                <w:rFonts w:ascii="Times New Roman" w:hAnsi="Times New Roman" w:cs="Times New Roman"/>
+                <w:sz w:val="19"/>
+                <w:szCs w:val="19"/>
+                <w:color w:val="0F172A"/>
+              </w:rPr>
+              <w:t xml:space="preserve">3</w:t>
+            </w:r>
+          </w:p>
+        </w:tc>
+        <w:tc>
+          <w:tcPr>
+            <w:tcW w:w="2600" w:type="dxa"/>
+            <w:shd w:val="clear" w:color="auto" w:fill="FFFFFF"/>
+            <w:tcMar>
+              <w:top w:w="120" w:type="dxa"/>
+              <w:bottom w:w="120" w:type="dxa"/>
+              <w:left w:w="140" w:type="dxa"/>
+              <w:right w:w="140" w:type="dxa"/>
+            </w:tcMar>
+            <w:vAlign w:val="center"/>
+          </w:tcPr>
+          <w:p>
+            <w:pPr>
+              <w:spacing w:before="40" w:after="40" w:line="276" w:lineRule="auto"/>
+            </w:pPr>
+            <w:r>
+              <w:rPr>
+                <w:rFonts w:ascii="Times New Roman" w:hAnsi="Times New Roman" w:cs="Times New Roman"/>
+                <w:b/>
+                <w:sz w:val="19"/>
+                <w:szCs w:val="19"/>
+                <w:color w:val="0F172A"/>
+              </w:rPr>
+              <w:t xml:space="preserve">Nguyễn Trung Tiến</w:t>
+            </w:r>
+          </w:p>
+        </w:tc>
+        <w:tc>
+          <w:tcPr>
+            <w:tcW w:w="1400" w:type="dxa"/>
+            <w:shd w:val="clear" w:color="auto" w:fill="FFFFFF"/>
+            <w:tcMar>
+              <w:top w:w="120" w:type="dxa"/>
+              <w:bottom w:w="120" w:type="dxa"/>
+              <w:left w:w="140" w:type="dxa"/>
+              <w:right w:w="140" w:type="dxa"/>
+            </w:tcMar>
+            <w:vAlign w:val="center"/>
+          </w:tcPr>
+          <w:p>
+            <w:pPr>
+              <w:jc w:val="center"/>
+              <w:spacing w:before="40" w:after="40" w:line="276" w:lineRule="auto"/>
+            </w:pPr>
+            <w:r>
+              <w:rPr>
+                <w:rFonts w:ascii="Times New Roman" w:hAnsi="Times New Roman" w:cs="Times New Roman"/>
+                <w:sz w:val="19"/>
+                <w:szCs w:val="19"/>
+                <w:color w:val="0F172A"/>
+              </w:rPr>
+              <w:t xml:space="preserve">123000xxx</w:t>
+            </w:r>
+          </w:p>
+        </w:tc>
+        <w:tc>
+          <w:tcPr>
+            <w:tcW w:w="2000" w:type="dxa"/>
+            <w:shd w:val="clear" w:color="auto" w:fill="FFFFFF"/>
+            <w:tcMar>
+              <w:top w:w="120" w:type="dxa"/>
+              <w:bottom w:w="120" w:type="dxa"/>
+              <w:left w:w="140" w:type="dxa"/>
+              <w:right w:w="140" w:type="dxa"/>
+            </w:tcMar>
+            <w:vAlign w:val="center"/>
+          </w:tcPr>
+          <w:p>
+            <w:pPr>
+              <w:spacing w:before="40" w:after="40" w:line="276" w:lineRule="auto"/>
+            </w:pPr>
+            <w:r>
+              <w:rPr>
+                <w:rFonts w:ascii="Times New Roman" w:hAnsi="Times New Roman" w:cs="Times New Roman"/>
+                <w:sz w:val="19"/>
+                <w:szCs w:val="19"/>
+                <w:color w:val="0F172A"/>
+              </w:rPr>
+              <w:t xml:space="preserve">Thành viên / Doc Specialist</w:t>
+            </w:r>
+          </w:p>
+        </w:tc>
+        <w:tc>
+          <w:tcPr>
+            <w:tcW w:w="1800" w:type="dxa"/>
+            <w:shd w:val="clear" w:color="auto" w:fill="FFFFFF"/>
+            <w:tcMar>
+              <w:top w:w="120" w:type="dxa"/>
+              <w:bottom w:w="120" w:type="dxa"/>
+              <w:left w:w="140" w:type="dxa"/>
+              <w:right w:w="140" w:type="dxa"/>
+            </w:tcMar>
+            <w:vAlign w:val="center"/>
+          </w:tcPr>
+          <w:p>
+            <w:pPr>
+              <w:spacing w:before="40" w:after="40" w:line="276" w:lineRule="auto"/>
+            </w:pPr>
+            <w:r>
+              <w:rPr>
+                <w:rFonts w:ascii="Times New Roman" w:hAnsi="Times New Roman" w:cs="Times New Roman"/>
+                <w:sz w:val="19"/>
+                <w:szCs w:val="19"/>
+                <w:color w:val="0F172A"/>
+              </w:rPr>
+              <w:t xml:space="preserve">Module Blog &amp; Báo cáo</w:t>
+            </w:r>
+          </w:p>
+        </w:tc>
+        <w:tc>
+          <w:tcPr>
+            <w:tcW w:w="960" w:type="dxa"/>
+            <w:shd w:val="clear" w:color="auto" w:fill="FFFFFF"/>
+            <w:tcMar>
+              <w:top w:w="120" w:type="dxa"/>
+              <w:bottom w:w="120" w:type="dxa"/>
+              <w:left w:w="140" w:type="dxa"/>
+              <w:right w:w="140" w:type="dxa"/>
+            </w:tcMar>
+            <w:vAlign w:val="center"/>
+          </w:tcPr>
+          <w:p>
+            <w:pPr>
+              <w:jc w:val="center"/>
+              <w:spacing w:before="40" w:after="40" w:line="276" w:lineRule="auto"/>
+            </w:pPr>
+            <w:r>
+              <w:rPr>
+                <w:rFonts w:ascii="Times New Roman" w:hAnsi="Times New Roman" w:cs="Times New Roman"/>
+                <w:b/>
+                <w:sz w:val="19"/>
+                <w:szCs w:val="19"/>
+                <w:color w:val="059669"/>
+              </w:rPr>
+              <w:t xml:space="preserve">Có mặt (100%)</w:t>
+            </w:r>
+          </w:p>
+        </w:tc>
+      </w:tr>
+      <w:tr>
+        <w:trPr>
+          <w:cantSplit/>
+        </w:trPr>
+        <w:tc>
+          <w:tcPr>
+            <w:tcW w:w="600" w:type="dxa"/>
+            <w:shd w:val="clear" w:color="auto" w:fill="F8FAFC"/>
+            <w:tcMar>
+              <w:top w:w="120" w:type="dxa"/>
+              <w:bottom w:w="120" w:type="dxa"/>
+              <w:left w:w="140" w:type="dxa"/>
+              <w:right w:w="140" w:type="dxa"/>
+            </w:tcMar>
+            <w:vAlign w:val="center"/>
+          </w:tcPr>
+          <w:p>
+            <w:pPr>
+              <w:jc w:val="center"/>
+              <w:spacing w:before="40" w:after="40" w:line="276" w:lineRule="auto"/>
+            </w:pPr>
+            <w:r>
+              <w:rPr>
+                <w:rFonts w:ascii="Times New Roman" w:hAnsi="Times New Roman" w:cs="Times New Roman"/>
+                <w:sz w:val="19"/>
+                <w:szCs w:val="19"/>
+                <w:color w:val="0F172A"/>
+              </w:rPr>
+              <w:t xml:space="preserve">4</w:t>
+            </w:r>
+          </w:p>
+        </w:tc>
+        <w:tc>
+          <w:tcPr>
+            <w:tcW w:w="2600" w:type="dxa"/>
+            <w:shd w:val="clear" w:color="auto" w:fill="F8FAFC"/>
+            <w:tcMar>
+              <w:top w:w="120" w:type="dxa"/>
+              <w:bottom w:w="120" w:type="dxa"/>
+              <w:left w:w="140" w:type="dxa"/>
+              <w:right w:w="140" w:type="dxa"/>
+            </w:tcMar>
+            <w:vAlign w:val="center"/>
+          </w:tcPr>
+          <w:p>
+            <w:pPr>
+              <w:spacing w:before="40" w:after="40" w:line="276" w:lineRule="auto"/>
+            </w:pPr>
+            <w:r>
+              <w:rPr>
+                <w:rFonts w:ascii="Times New Roman" w:hAnsi="Times New Roman" w:cs="Times New Roman"/>
+                <w:b/>
+                <w:sz w:val="19"/>
+                <w:szCs w:val="19"/>
+                <w:color w:val="0F172A"/>
+              </w:rPr>
+              <w:t xml:space="preserve">Trần Xuân Ân</w:t>
+            </w:r>
+          </w:p>
+        </w:tc>
+        <w:tc>
+          <w:tcPr>
+            <w:tcW w:w="1400" w:type="dxa"/>
+            <w:shd w:val="clear" w:color="auto" w:fill="F8FAFC"/>
+            <w:tcMar>
+              <w:top w:w="120" w:type="dxa"/>
+              <w:bottom w:w="120" w:type="dxa"/>
+              <w:left w:w="140" w:type="dxa"/>
+              <w:right w:w="140" w:type="dxa"/>
+            </w:tcMar>
+            <w:vAlign w:val="center"/>
+          </w:tcPr>
+          <w:p>
+            <w:pPr>
+              <w:jc w:val="center"/>
+              <w:spacing w:before="40" w:after="40" w:line="276" w:lineRule="auto"/>
+            </w:pPr>
+            <w:r>
+              <w:rPr>
+                <w:rFonts w:ascii="Times New Roman" w:hAnsi="Times New Roman" w:cs="Times New Roman"/>
+                <w:sz w:val="19"/>
+                <w:szCs w:val="19"/>
+                <w:color w:val="0F172A"/>
+              </w:rPr>
+              <w:t xml:space="preserve">123000xxx</w:t>
+            </w:r>
+          </w:p>
+        </w:tc>
+        <w:tc>
+          <w:tcPr>
+            <w:tcW w:w="2000" w:type="dxa"/>
+            <w:shd w:val="clear" w:color="auto" w:fill="F8FAFC"/>
+            <w:tcMar>
+              <w:top w:w="120" w:type="dxa"/>
+              <w:bottom w:w="120" w:type="dxa"/>
+              <w:left w:w="140" w:type="dxa"/>
+              <w:right w:w="140" w:type="dxa"/>
+            </w:tcMar>
+            <w:vAlign w:val="center"/>
+          </w:tcPr>
+          <w:p>
+            <w:pPr>
+              <w:spacing w:before="40" w:after="40" w:line="276" w:lineRule="auto"/>
+            </w:pPr>
+            <w:r>
+              <w:rPr>
+                <w:rFonts w:ascii="Times New Roman" w:hAnsi="Times New Roman" w:cs="Times New Roman"/>
+                <w:sz w:val="19"/>
+                <w:szCs w:val="19"/>
+                <w:color w:val="0F172A"/>
+              </w:rPr>
+              <w:t xml:space="preserve">Thành viên / Module Lead</w:t>
+            </w:r>
+          </w:p>
+        </w:tc>
+        <w:tc>
+          <w:tcPr>
+            <w:tcW w:w="1800" w:type="dxa"/>
+            <w:shd w:val="clear" w:color="auto" w:fill="F8FAFC"/>
+            <w:tcMar>
+              <w:top w:w="120" w:type="dxa"/>
+              <w:bottom w:w="120" w:type="dxa"/>
+              <w:left w:w="140" w:type="dxa"/>
+              <w:right w:w="140" w:type="dxa"/>
+            </w:tcMar>
+            <w:vAlign w:val="center"/>
+          </w:tcPr>
+          <w:p>
+            <w:pPr>
+              <w:spacing w:before="40" w:after="40" w:line="276" w:lineRule="auto"/>
+            </w:pPr>
+            <w:r>
+              <w:rPr>
+                <w:rFonts w:ascii="Times New Roman" w:hAnsi="Times New Roman" w:cs="Times New Roman"/>
+                <w:sz w:val="19"/>
+                <w:szCs w:val="19"/>
+                <w:color w:val="0F172A"/>
+              </w:rPr>
+              <w:t xml:space="preserve">Module Campaign &amp; Duyệt</w:t>
+            </w:r>
+          </w:p>
+        </w:tc>
+        <w:tc>
+          <w:tcPr>
+            <w:tcW w:w="960" w:type="dxa"/>
+            <w:shd w:val="clear" w:color="auto" w:fill="F8FAFC"/>
+            <w:tcMar>
+              <w:top w:w="120" w:type="dxa"/>
+              <w:bottom w:w="120" w:type="dxa"/>
+              <w:left w:w="140" w:type="dxa"/>
+              <w:right w:w="140" w:type="dxa"/>
+            </w:tcMar>
+            <w:vAlign w:val="center"/>
+          </w:tcPr>
+          <w:p>
+            <w:pPr>
+              <w:jc w:val="center"/>
+              <w:spacing w:before="40" w:after="40" w:line="276" w:lineRule="auto"/>
+            </w:pPr>
+            <w:r>
+              <w:rPr>
+                <w:rFonts w:ascii="Times New Roman" w:hAnsi="Times New Roman" w:cs="Times New Roman"/>
+                <w:b/>
+                <w:sz w:val="19"/>
+                <w:szCs w:val="19"/>
+                <w:color w:val="059669"/>
+              </w:rPr>
+              <w:t xml:space="preserve">Có mặt (100%)</w:t>
+            </w:r>
+          </w:p>
+        </w:tc>
+      </w:tr>
+      <w:tr>
+        <w:trPr>
+          <w:cantSplit/>
+        </w:trPr>
+        <w:tc>
+          <w:tcPr>
+            <w:tcW w:w="600" w:type="dxa"/>
+            <w:shd w:val="clear" w:color="auto" w:fill="FFFFFF"/>
+            <w:tcMar>
+              <w:top w:w="120" w:type="dxa"/>
+              <w:bottom w:w="120" w:type="dxa"/>
+              <w:left w:w="140" w:type="dxa"/>
+              <w:right w:w="140" w:type="dxa"/>
+            </w:tcMar>
+            <w:vAlign w:val="center"/>
+          </w:tcPr>
+          <w:p>
+            <w:pPr>
+              <w:jc w:val="center"/>
+              <w:spacing w:before="40" w:after="40" w:line="276" w:lineRule="auto"/>
+            </w:pPr>
+            <w:r>
+              <w:rPr>
+                <w:rFonts w:ascii="Times New Roman" w:hAnsi="Times New Roman" w:cs="Times New Roman"/>
+                <w:sz w:val="19"/>
+                <w:szCs w:val="19"/>
+                <w:color w:val="0F172A"/>
+              </w:rPr>
+              <w:t xml:space="preserve">5</w:t>
+            </w:r>
+          </w:p>
+        </w:tc>
+        <w:tc>
+          <w:tcPr>
+            <w:tcW w:w="2600" w:type="dxa"/>
+            <w:shd w:val="clear" w:color="auto" w:fill="FFFFFF"/>
+            <w:tcMar>
+              <w:top w:w="120" w:type="dxa"/>
+              <w:bottom w:w="120" w:type="dxa"/>
+              <w:left w:w="140" w:type="dxa"/>
+              <w:right w:w="140" w:type="dxa"/>
+            </w:tcMar>
+            <w:vAlign w:val="center"/>
+          </w:tcPr>
+          <w:p>
+            <w:pPr>
+              <w:spacing w:before="40" w:after="40" w:line="276" w:lineRule="auto"/>
+            </w:pPr>
+            <w:r>
+              <w:rPr>
+                <w:rFonts w:ascii="Times New Roman" w:hAnsi="Times New Roman" w:cs="Times New Roman"/>
+                <w:b/>
+                <w:sz w:val="19"/>
+                <w:szCs w:val="19"/>
+                <w:color w:val="0F172A"/>
+              </w:rPr>
+              <w:t xml:space="preserve">Nguyễn Khánh Du</w:t>
+            </w:r>
+          </w:p>
+        </w:tc>
+        <w:tc>
+          <w:tcPr>
+            <w:tcW w:w="1400" w:type="dxa"/>
+            <w:shd w:val="clear" w:color="auto" w:fill="FFFFFF"/>
+            <w:tcMar>
+              <w:top w:w="120" w:type="dxa"/>
+              <w:bottom w:w="120" w:type="dxa"/>
+              <w:left w:w="140" w:type="dxa"/>
+              <w:right w:w="140" w:type="dxa"/>
+            </w:tcMar>
+            <w:vAlign w:val="center"/>
+          </w:tcPr>
+          <w:p>
+            <w:pPr>
+              <w:jc w:val="center"/>
+              <w:spacing w:before="40" w:after="40" w:line="276" w:lineRule="auto"/>
+            </w:pPr>
+            <w:r>
+              <w:rPr>
+                <w:rFonts w:ascii="Times New Roman" w:hAnsi="Times New Roman" w:cs="Times New Roman"/>
+                <w:sz w:val="19"/>
+                <w:szCs w:val="19"/>
+                <w:color w:val="0F172A"/>
+              </w:rPr>
+              <w:t xml:space="preserve">123000xxx</w:t>
+            </w:r>
+          </w:p>
+        </w:tc>
+        <w:tc>
+          <w:tcPr>
+            <w:tcW w:w="2000" w:type="dxa"/>
+            <w:shd w:val="clear" w:color="auto" w:fill="FFFFFF"/>
+            <w:tcMar>
+              <w:top w:w="120" w:type="dxa"/>
+              <w:bottom w:w="120" w:type="dxa"/>
+              <w:left w:w="140" w:type="dxa"/>
+              <w:right w:w="140" w:type="dxa"/>
+            </w:tcMar>
+            <w:vAlign w:val="center"/>
+          </w:tcPr>
+          <w:p>
+            <w:pPr>
+              <w:spacing w:before="40" w:after="40" w:line="276" w:lineRule="auto"/>
+            </w:pPr>
+            <w:r>
+              <w:rPr>
+                <w:rFonts w:ascii="Times New Roman" w:hAnsi="Times New Roman" w:cs="Times New Roman"/>
+                <w:sz w:val="19"/>
+                <w:szCs w:val="19"/>
+                <w:color w:val="0F172A"/>
+              </w:rPr>
+              <w:t xml:space="preserve">Thành viên / Module Lead</w:t>
+            </w:r>
+          </w:p>
+        </w:tc>
+        <w:tc>
+          <w:tcPr>
+            <w:tcW w:w="1800" w:type="dxa"/>
+            <w:shd w:val="clear" w:color="auto" w:fill="FFFFFF"/>
+            <w:tcMar>
+              <w:top w:w="120" w:type="dxa"/>
+              <w:bottom w:w="120" w:type="dxa"/>
+              <w:left w:w="140" w:type="dxa"/>
+              <w:right w:w="140" w:type="dxa"/>
+            </w:tcMar>
+            <w:vAlign w:val="center"/>
+          </w:tcPr>
+          <w:p>
+            <w:pPr>
+              <w:spacing w:before="40" w:after="40" w:line="276" w:lineRule="auto"/>
+            </w:pPr>
+            <w:r>
+              <w:rPr>
+                <w:rFonts w:ascii="Times New Roman" w:hAnsi="Times New Roman" w:cs="Times New Roman"/>
+                <w:sz w:val="19"/>
+                <w:szCs w:val="19"/>
+                <w:color w:val="0F172A"/>
+              </w:rPr>
+              <w:t xml:space="preserve">Module KYC &amp; Xác thực</w:t>
+            </w:r>
+          </w:p>
+        </w:tc>
+        <w:tc>
+          <w:tcPr>
+            <w:tcW w:w="960" w:type="dxa"/>
+            <w:shd w:val="clear" w:color="auto" w:fill="FFFFFF"/>
+            <w:tcMar>
+              <w:top w:w="120" w:type="dxa"/>
+              <w:bottom w:w="120" w:type="dxa"/>
+              <w:left w:w="140" w:type="dxa"/>
+              <w:right w:w="140" w:type="dxa"/>
+            </w:tcMar>
+            <w:vAlign w:val="center"/>
+          </w:tcPr>
+          <w:p>
+            <w:pPr>
+              <w:jc w:val="center"/>
+              <w:spacing w:before="40" w:after="40" w:line="276" w:lineRule="auto"/>
+            </w:pPr>
+            <w:r>
+              <w:rPr>
+                <w:rFonts w:ascii="Times New Roman" w:hAnsi="Times New Roman" w:cs="Times New Roman"/>
+                <w:b/>
+                <w:sz w:val="19"/>
+                <w:szCs w:val="19"/>
+                <w:color w:val="059669"/>
+              </w:rPr>
+              <w:t xml:space="preserve">Có mặt (100%)</w:t>
+            </w:r>
+          </w:p>
+        </w:tc>
+      </w:tr>
+    </w:tbl>
+    <w:p>
+      <w:pPr>
+        <w:spacing w:before="240" w:after="120" w:line="276" w:lineRule="auto"/>
+      </w:pPr>
+      <w:r>
+        <w:rPr>
+          <w:rFonts w:ascii="Times New Roman" w:hAnsi="Times New Roman" w:cs="Times New Roman"/>
+          <w:b/>
+          <w:sz w:val="28"/>
+          <w:szCs w:val="28"/>
+          <w:color w:val="1E3A8A"/>
+        </w:rPr>
+        <w:t xml:space="preserve">III. MỤC TIÊU CUỘC HỌP</w:t>
+      </w:r>
+    </w:p>
+    <w:p>
+      <w:pPr>
+        <w:spacing w:before="100" w:after="100" w:line="276" w:lineRule="auto"/>
+      </w:pPr>
+      <w:r>
+        <w:rPr>
+          <w:rFonts w:ascii="Times New Roman" w:hAnsi="Times New Roman" w:cs="Times New Roman"/>
+          <w:sz w:val="20"/>
+          <w:szCs w:val="20"/>
+          <w:color w:val="0F172A"/>
+        </w:rPr>
+        <w:t xml:space="preserve">1. Rà soát kết quả thực thi kiểm thử thủ công Vòng 1 (Local) và Vòng 2 (Deploy Vercel) trong giai đoạn 19–22/10/2026.</w:t>
+      </w:r>
+    </w:p>
+    <w:p>
+      <w:pPr>
+        <w:spacing w:before="100" w:after="100" w:line="276" w:lineRule="auto"/>
+      </w:pPr>
+      <w:r>
+        <w:rPr>
+          <w:rFonts w:ascii="Times New Roman" w:hAnsi="Times New Roman" w:cs="Times New Roman"/>
+          <w:sz w:val="20"/>
+          <w:szCs w:val="20"/>
+          <w:color w:val="0F172A"/>
+        </w:rPr>
+        <w:t xml:space="preserve">2. Thẩm định danh mục lỗi khiếm khuyết (Defect / Bug Log: BUG-001..008) do Thư ký Khánh tổng hợp.</w:t>
+      </w:r>
+    </w:p>
+    <w:p>
+      <w:pPr>
+        <w:spacing w:before="100" w:after="100" w:line="276" w:lineRule="auto"/>
+      </w:pPr>
+      <w:r>
+        <w:rPr>
+          <w:rFonts w:ascii="Times New Roman" w:hAnsi="Times New Roman" w:cs="Times New Roman"/>
+          <w:sz w:val="20"/>
+          <w:szCs w:val="20"/>
+          <w:color w:val="0F172A"/>
+        </w:rPr>
+        <w:t xml:space="preserve">3. Kiểm tra tính đầy đủ của các trường lỗi: Steps to Reproduce, Expected vs Actual Result, Severity (Critical/Major/Moderate/Minor) và Priority (High/Medium/Low).</w:t>
+      </w:r>
+    </w:p>
+    <w:p>
+      <w:pPr>
+        <w:spacing w:before="100" w:after="100" w:line="276" w:lineRule="auto"/>
+      </w:pPr>
+      <w:r>
+        <w:rPr>
+          <w:rFonts w:ascii="Times New Roman" w:hAnsi="Times New Roman" w:cs="Times New Roman"/>
+          <w:sz w:val="20"/>
+          <w:szCs w:val="20"/>
+          <w:color w:val="0F172A"/>
+        </w:rPr>
+        <w:t xml:space="preserve">4. Đánh giá kết quả chạy kiểm thử tự động Jest &amp; Playwright E2E thực hiện ngày 23–24/10/2026.</w:t>
+      </w:r>
+    </w:p>
+    <w:p>
+      <w:pPr>
+        <w:spacing w:before="100" w:after="100" w:line="276" w:lineRule="auto"/>
+      </w:pPr>
+      <w:r>
+        <w:rPr>
+          <w:rFonts w:ascii="Times New Roman" w:hAnsi="Times New Roman" w:cs="Times New Roman"/>
+          <w:sz w:val="20"/>
+          <w:szCs w:val="20"/>
+          <w:color w:val="0F172A"/>
+        </w:rPr>
+        <w:t xml:space="preserve">5. Lên kế hoạch cho Tuần 3: Tổng hợp báo cáo Word 8 chương và làm Slide thuyết trình bảo vệ đề tài.</w:t>
+      </w:r>
+    </w:p>
+    <w:p>
+      <w:pPr>
+        <w:spacing w:before="240" w:after="120" w:line="276" w:lineRule="auto"/>
+      </w:pPr>
+      <w:r>
+        <w:rPr>
+          <w:rFonts w:ascii="Times New Roman" w:hAnsi="Times New Roman" w:cs="Times New Roman"/>
+          <w:b/>
+          <w:sz w:val="28"/>
+          <w:szCs w:val="28"/>
+          <w:color w:val="1E3A8A"/>
+        </w:rPr>
+        <w:t xml:space="preserve">IV. NỘI DUNG THẢO LUẬN &amp; KẾT QUẢ ĐẠT ĐƯỢC</w:t>
+      </w:r>
+    </w:p>
+    <w:p>
+      <w:pPr>
+        <w:spacing w:before="180" w:after="80" w:line="276" w:lineRule="auto"/>
+      </w:pPr>
+      <w:r>
+        <w:rPr>
+          <w:rFonts w:ascii="Times New Roman" w:hAnsi="Times New Roman" w:cs="Times New Roman"/>
+          <w:b/>
+          <w:sz w:val="26"/>
+          <w:szCs w:val="26"/>
+          <w:color w:val="2563EB"/>
+        </w:rPr>
+        <w:t xml:space="preserve">1. Kết quả thực thi kiểm thử 5 phân hệ</w:t>
+      </w:r>
+    </w:p>
+    <w:p>
+      <w:pPr>
+        <w:spacing w:before="100" w:after="100" w:line="276" w:lineRule="auto"/>
+      </w:pPr>
+      <w:r>
+        <w:rPr>
+          <w:rFonts w:ascii="Times New Roman" w:hAnsi="Times New Roman" w:cs="Times New Roman"/>
+          <w:sz w:val="20"/>
+          <w:szCs w:val="20"/>
+          <w:color w:val="0F172A"/>
+        </w:rPr>
+        <w:t xml:space="preserve">• Module Login (Tài): 10 TC - Đăng nhập, bảo mật mật khẩu, phân quyền role đạt 100% Pass.</w:t>
+      </w:r>
+    </w:p>
+    <w:p>
+      <w:pPr>
+        <w:spacing w:before="100" w:after="100" w:line="276" w:lineRule="auto"/>
+      </w:pPr>
+      <w:r>
+        <w:rPr>
+          <w:rFonts w:ascii="Times New Roman" w:hAnsi="Times New Roman" w:cs="Times New Roman"/>
+          <w:sz w:val="20"/>
+          <w:szCs w:val="20"/>
+          <w:color w:val="0F172A"/>
+        </w:rPr>
+        <w:t xml:space="preserve">• Module Campaign (Ân): 12 TC - Luồng tạo nháp và duyệt chiến dịch hoạt động đúng quy trình; phát hiện 2 lỗi giao diện và validate ngày kết thúc.</w:t>
+      </w:r>
+    </w:p>
+    <w:p>
+      <w:pPr>
+        <w:spacing w:before="100" w:after="100" w:line="276" w:lineRule="auto"/>
+      </w:pPr>
+      <w:r>
+        <w:rPr>
+          <w:rFonts w:ascii="Times New Roman" w:hAnsi="Times New Roman" w:cs="Times New Roman"/>
+          <w:sz w:val="20"/>
+          <w:szCs w:val="20"/>
+          <w:color w:val="0F172A"/>
+        </w:rPr>
+        <w:t xml:space="preserve">• Module Reward (Khánh): 10 TC - Gói quà và tính toán số lượng còn lại chính xác; ghi nhận 2 lỗi validation số tiền âm.</w:t>
+      </w:r>
+    </w:p>
+    <w:p>
+      <w:pPr>
+        <w:spacing w:before="100" w:after="100" w:line="276" w:lineRule="auto"/>
+      </w:pPr>
+      <w:r>
+        <w:rPr>
+          <w:rFonts w:ascii="Times New Roman" w:hAnsi="Times New Roman" w:cs="Times New Roman"/>
+          <w:sz w:val="20"/>
+          <w:szCs w:val="20"/>
+          <w:color w:val="0F172A"/>
+        </w:rPr>
+        <w:t xml:space="preserve">• Module Blog (Tiến): 10 TC - Tạo bài viết và bình luận mượt mà; phát hiện 1 lỗi hiển thị phân trang.</w:t>
+      </w:r>
+    </w:p>
+    <w:p>
+      <w:pPr>
+        <w:spacing w:before="100" w:after="100" w:line="276" w:lineRule="auto"/>
+      </w:pPr>
+      <w:r>
+        <w:rPr>
+          <w:rFonts w:ascii="Times New Roman" w:hAnsi="Times New Roman" w:cs="Times New Roman"/>
+          <w:sz w:val="20"/>
+          <w:szCs w:val="20"/>
+          <w:color w:val="0F172A"/>
+        </w:rPr>
+        <w:t xml:space="preserve">• Module KYC (Du): 12 TC - Xác thực danh tính cá nhân và tổ chức; ghi nhận 2 lỗi tải ảnh định dạng lạ và kiểm tra độ dài CCCD.</w:t>
+      </w:r>
+    </w:p>
+    <w:p>
+      <w:pPr>
+        <w:spacing w:before="180" w:after="80" w:line="276" w:lineRule="auto"/>
+      </w:pPr>
+      <w:r>
+        <w:rPr>
+          <w:rFonts w:ascii="Times New Roman" w:hAnsi="Times New Roman" w:cs="Times New Roman"/>
+          <w:b/>
+          <w:sz w:val="26"/>
+          <w:szCs w:val="26"/>
+          <w:color w:val="2563EB"/>
+        </w:rPr>
+        <w:t xml:space="preserve">2. Quản lý danh mục Bug Log</w:t>
+      </w:r>
+    </w:p>
+    <w:p>
+      <w:pPr>
+        <w:spacing w:before="100" w:after="100" w:line="276" w:lineRule="auto"/>
+      </w:pPr>
+      <w:r>
+        <w:rPr>
+          <w:rFonts w:ascii="Times New Roman" w:hAnsi="Times New Roman" w:cs="Times New Roman"/>
+          <w:sz w:val="20"/>
+          <w:szCs w:val="20"/>
+          <w:color w:val="0F172A"/>
+        </w:rPr>
+        <w:t xml:space="preserve">Nhóm đã phân loại chi tiết 8 lỗi với bằng chứng hình ảnh (evidence screenshot) đầy đủ, gán đúng mã TC liên quan và xác định rõ mức độ ưu tiên sửa chữa.</w:t>
+      </w:r>
+    </w:p>
+    <w:p>
+      <w:pPr>
+        <w:spacing w:before="240" w:after="120" w:line="276" w:lineRule="auto"/>
+      </w:pPr>
+      <w:r>
+        <w:rPr>
+          <w:rFonts w:ascii="Times New Roman" w:hAnsi="Times New Roman" w:cs="Times New Roman"/>
+          <w:b/>
+          <w:sz w:val="28"/>
+          <w:szCs w:val="28"/>
+          <w:color w:val="1E3A8A"/>
+        </w:rPr>
+        <w:t xml:space="preserve">V. BẢNG PHÂN CÔNG NHIỆM VỤ TUẦN 3 (ACTION ITEMS)</w:t>
+      </w:r>
+    </w:p>
+    <w:tbl>
+      <w:tblPr>
+        <w:tblW w:w="9360" w:type="dxa"/>
+        <w:jc w:val="center"/>
+        <w:tblBorders>
+          <w:top w:val="single" w:sz="6" w:space="0" w:color="94A3B8"/>
+          <w:left w:val="single" w:sz="6" w:space="0" w:color="94A3B8"/>
+          <w:bottom w:val="single" w:sz="6" w:space="0" w:color="94A3B8"/>
+          <w:right w:val="single" w:sz="6" w:space="0" w:color="94A3B8"/>
+          <w:insideH w:val="single" w:sz="4" w:space="0" w:color="CBD5E1"/>
+          <w:insideV w:val="single" w:sz="4" w:space="0" w:color="CBD5E1"/>
+        </w:tblBorders>
+        <w:tblCellMar>
+          <w:top w:w="100" w:type="dxa"/>
+          <w:bottom w:w="100" w:type="dxa"/>
+          <w:left w:w="140" w:type="dxa"/>
+          <w:right w:w="140" w:type="dxa"/>
+        </w:tblCellMar>
+      </w:tblPr>
+      <w:tblGrid>
+        <w:gridCol w:w="600"/>
+        <w:gridCol w:w="2800"/>
+        <w:gridCol w:w="1800"/>
+        <w:gridCol w:w="1400"/>
+        <w:gridCol w:w="1800"/>
+        <w:gridCol w:w="960"/>
+      </w:tblGrid>
+      <w:tr>
+        <w:trPr>
+          <w:cantSplit/>
+          <w:tblHeader/>
+        </w:trPr>
+        <w:tc>
+          <w:tcPr>
+            <w:tcW w:w="600" w:type="dxa"/>
+            <w:shd w:val="clear" w:color="auto" w:fill="1E3A8A"/>
+            <w:tcMar>
+              <w:top w:w="120" w:type="dxa"/>
+              <w:bottom w:w="120" w:type="dxa"/>
+              <w:left w:w="140" w:type="dxa"/>
+              <w:right w:w="140" w:type="dxa"/>
+            </w:tcMar>
+            <w:vAlign w:val="center"/>
+          </w:tcPr>
+          <w:p>
+            <w:pPr>
+              <w:jc w:val="center"/>
+              <w:spacing w:before="40" w:after="40" w:line="276" w:lineRule="auto"/>
+            </w:pPr>
+            <w:r>
+              <w:rPr>
+                <w:rFonts w:ascii="Times New Roman" w:hAnsi="Times New Roman" w:cs="Times New Roman"/>
+                <w:b/>
+                <w:sz w:val="19"/>
+                <w:szCs w:val="19"/>
+                <w:color w:val="FFFFFF"/>
+              </w:rPr>
+              <w:t xml:space="preserve">STT</w:t>
+            </w:r>
+          </w:p>
+        </w:tc>
+        <w:tc>
+          <w:tcPr>
+            <w:tcW w:w="2800" w:type="dxa"/>
+            <w:shd w:val="clear" w:color="auto" w:fill="1E3A8A"/>
+            <w:tcMar>
+              <w:top w:w="120" w:type="dxa"/>
+              <w:bottom w:w="120" w:type="dxa"/>
+              <w:left w:w="140" w:type="dxa"/>
+              <w:right w:w="140" w:type="dxa"/>
+            </w:tcMar>
+            <w:vAlign w:val="center"/>
+          </w:tcPr>
+          <w:p>
+            <w:pPr>
+              <w:jc w:val="center"/>
+              <w:spacing w:before="40" w:after="40" w:line="276" w:lineRule="auto"/>
+            </w:pPr>
+            <w:r>
+              <w:rPr>
+                <w:rFonts w:ascii="Times New Roman" w:hAnsi="Times New Roman" w:cs="Times New Roman"/>
+                <w:b/>
+                <w:sz w:val="19"/>
+                <w:szCs w:val="19"/>
+                <w:color w:val="FFFFFF"/>
+              </w:rPr>
+              <w:t xml:space="preserve">Nội dung nhiệm vụ</w:t>
+            </w:r>
+          </w:p>
+        </w:tc>
+        <w:tc>
+          <w:tcPr>
+            <w:tcW w:w="1800" w:type="dxa"/>
+            <w:shd w:val="clear" w:color="auto" w:fill="1E3A8A"/>
+            <w:tcMar>
+              <w:top w:w="120" w:type="dxa"/>
+              <w:bottom w:w="120" w:type="dxa"/>
+              <w:left w:w="140" w:type="dxa"/>
+              <w:right w:w="140" w:type="dxa"/>
+            </w:tcMar>
+            <w:vAlign w:val="center"/>
+          </w:tcPr>
+          <w:p>
+            <w:pPr>
+              <w:jc w:val="center"/>
+              <w:spacing w:before="40" w:after="40" w:line="276" w:lineRule="auto"/>
+            </w:pPr>
+            <w:r>
+              <w:rPr>
+                <w:rFonts w:ascii="Times New Roman" w:hAnsi="Times New Roman" w:cs="Times New Roman"/>
+                <w:b/>
+                <w:sz w:val="19"/>
+                <w:szCs w:val="19"/>
+                <w:color w:val="FFFFFF"/>
+              </w:rPr>
+              <w:t xml:space="preserve">Người phụ trách</w:t>
+            </w:r>
+          </w:p>
+        </w:tc>
+        <w:tc>
+          <w:tcPr>
+            <w:tcW w:w="1400" w:type="dxa"/>
+            <w:shd w:val="clear" w:color="auto" w:fill="1E3A8A"/>
+            <w:tcMar>
+              <w:top w:w="120" w:type="dxa"/>
+              <w:bottom w:w="120" w:type="dxa"/>
+              <w:left w:w="140" w:type="dxa"/>
+              <w:right w:w="140" w:type="dxa"/>
+            </w:tcMar>
+            <w:vAlign w:val="center"/>
+          </w:tcPr>
+          <w:p>
+            <w:pPr>
+              <w:jc w:val="center"/>
+              <w:spacing w:before="40" w:after="40" w:line="276" w:lineRule="auto"/>
+            </w:pPr>
+            <w:r>
+              <w:rPr>
+                <w:rFonts w:ascii="Times New Roman" w:hAnsi="Times New Roman" w:cs="Times New Roman"/>
+                <w:b/>
+                <w:sz w:val="19"/>
+                <w:szCs w:val="19"/>
+                <w:color w:val="FFFFFF"/>
+              </w:rPr>
+              <w:t xml:space="preserve">Hạn chót</w:t>
+            </w:r>
+          </w:p>
+        </w:tc>
+        <w:tc>
+          <w:tcPr>
+            <w:tcW w:w="1800" w:type="dxa"/>
+            <w:shd w:val="clear" w:color="auto" w:fill="1E3A8A"/>
+            <w:tcMar>
+              <w:top w:w="120" w:type="dxa"/>
+              <w:bottom w:w="120" w:type="dxa"/>
+              <w:left w:w="140" w:type="dxa"/>
+              <w:right w:w="140" w:type="dxa"/>
+            </w:tcMar>
+            <w:vAlign w:val="center"/>
+          </w:tcPr>
+          <w:p>
+            <w:pPr>
+              <w:jc w:val="center"/>
+              <w:spacing w:before="40" w:after="40" w:line="276" w:lineRule="auto"/>
+            </w:pPr>
+            <w:r>
+              <w:rPr>
+                <w:rFonts w:ascii="Times New Roman" w:hAnsi="Times New Roman" w:cs="Times New Roman"/>
+                <w:b/>
+                <w:sz w:val="19"/>
+                <w:szCs w:val="19"/>
+                <w:color w:val="FFFFFF"/>
+              </w:rPr>
+              <w:t xml:space="preserve">Sản phẩm đầu ra</w:t>
+            </w:r>
+          </w:p>
+        </w:tc>
+        <w:tc>
+          <w:tcPr>
+            <w:tcW w:w="960" w:type="dxa"/>
+            <w:shd w:val="clear" w:color="auto" w:fill="1E3A8A"/>
+            <w:tcMar>
+              <w:top w:w="120" w:type="dxa"/>
+              <w:bottom w:w="120" w:type="dxa"/>
+              <w:left w:w="140" w:type="dxa"/>
+              <w:right w:w="140" w:type="dxa"/>
+            </w:tcMar>
+            <w:vAlign w:val="center"/>
+          </w:tcPr>
+          <w:p>
+            <w:pPr>
+              <w:jc w:val="center"/>
+              <w:spacing w:before="40" w:after="40" w:line="276" w:lineRule="auto"/>
+            </w:pPr>
+            <w:r>
+              <w:rPr>
+                <w:rFonts w:ascii="Times New Roman" w:hAnsi="Times New Roman" w:cs="Times New Roman"/>
+                <w:b/>
+                <w:sz w:val="19"/>
+                <w:szCs w:val="19"/>
+                <w:color w:val="FFFFFF"/>
+              </w:rPr>
+              <w:t xml:space="preserve">Trạng thái</w:t>
+            </w:r>
+          </w:p>
+        </w:tc>
+      </w:tr>
+      <w:tr>
+        <w:trPr>
+          <w:cantSplit/>
+        </w:trPr>
+        <w:tc>
+          <w:tcPr>
+            <w:tcW w:w="600" w:type="dxa"/>
+            <w:shd w:val="clear" w:color="auto" w:fill="FFFFFF"/>
+            <w:tcMar>
+              <w:top w:w="120" w:type="dxa"/>
+              <w:bottom w:w="120" w:type="dxa"/>
+              <w:left w:w="140" w:type="dxa"/>
+              <w:right w:w="140" w:type="dxa"/>
+            </w:tcMar>
+            <w:vAlign w:val="center"/>
+          </w:tcPr>
+          <w:p>
+            <w:pPr>
+              <w:jc w:val="center"/>
+              <w:spacing w:before="40" w:after="40" w:line="276" w:lineRule="auto"/>
+            </w:pPr>
+            <w:r>
+              <w:rPr>
+                <w:rFonts w:ascii="Times New Roman" w:hAnsi="Times New Roman" w:cs="Times New Roman"/>
+                <w:sz w:val="19"/>
+                <w:szCs w:val="19"/>
+                <w:color w:val="0F172A"/>
+              </w:rPr>
+              <w:t xml:space="preserve">1</w:t>
+            </w:r>
+          </w:p>
+        </w:tc>
+        <w:tc>
+          <w:tcPr>
+            <w:tcW w:w="2800" w:type="dxa"/>
+            <w:shd w:val="clear" w:color="auto" w:fill="FFFFFF"/>
+            <w:tcMar>
+              <w:top w:w="120" w:type="dxa"/>
+              <w:bottom w:w="120" w:type="dxa"/>
+              <w:left w:w="140" w:type="dxa"/>
+              <w:right w:w="140" w:type="dxa"/>
+            </w:tcMar>
+            <w:vAlign w:val="center"/>
+          </w:tcPr>
+          <w:p>
+            <w:pPr>
+              <w:spacing w:before="40" w:after="40" w:line="276" w:lineRule="auto"/>
+            </w:pPr>
+            <w:r>
+              <w:rPr>
+                <w:rFonts w:ascii="Times New Roman" w:hAnsi="Times New Roman" w:cs="Times New Roman"/>
+                <w:sz w:val="19"/>
+                <w:szCs w:val="19"/>
+                <w:color w:val="0F172A"/>
+              </w:rPr>
+              <w:t xml:space="preserve">Họp nhóm Lần 3: Chốt số liệu &amp; đánh giá % đóng góp</w:t>
+            </w:r>
+          </w:p>
+        </w:tc>
+        <w:tc>
+          <w:tcPr>
+            <w:tcW w:w="1800" w:type="dxa"/>
+            <w:shd w:val="clear" w:color="auto" w:fill="FFFFFF"/>
+            <w:tcMar>
+              <w:top w:w="120" w:type="dxa"/>
+              <w:bottom w:w="120" w:type="dxa"/>
+              <w:left w:w="140" w:type="dxa"/>
+              <w:right w:w="140" w:type="dxa"/>
+            </w:tcMar>
+            <w:vAlign w:val="center"/>
+          </w:tcPr>
+          <w:p>
+            <w:pPr>
+              <w:spacing w:before="40" w:after="40" w:line="276" w:lineRule="auto"/>
+            </w:pPr>
+            <w:r>
+              <w:rPr>
+                <w:rFonts w:ascii="Times New Roman" w:hAnsi="Times New Roman" w:cs="Times New Roman"/>
+                <w:b/>
+                <w:sz w:val="19"/>
+                <w:szCs w:val="19"/>
+                <w:color w:val="0F172A"/>
+              </w:rPr>
+              <w:t xml:space="preserve">Cả nhóm (Thư ký: Khánh)</w:t>
+            </w:r>
+          </w:p>
+        </w:tc>
+        <w:tc>
+          <w:tcPr>
+            <w:tcW w:w="1400" w:type="dxa"/>
+            <w:shd w:val="clear" w:color="auto" w:fill="FFFFFF"/>
+            <w:tcMar>
+              <w:top w:w="120" w:type="dxa"/>
+              <w:bottom w:w="120" w:type="dxa"/>
+              <w:left w:w="140" w:type="dxa"/>
+              <w:right w:w="140" w:type="dxa"/>
+            </w:tcMar>
+            <w:vAlign w:val="center"/>
+          </w:tcPr>
+          <w:p>
+            <w:pPr>
+              <w:jc w:val="center"/>
+              <w:spacing w:before="40" w:after="40" w:line="276" w:lineRule="auto"/>
+            </w:pPr>
+            <w:r>
+              <w:rPr>
+                <w:rFonts w:ascii="Times New Roman" w:hAnsi="Times New Roman" w:cs="Times New Roman"/>
+                <w:sz w:val="19"/>
+                <w:szCs w:val="19"/>
+                <w:color w:val="0F172A"/>
+              </w:rPr>
+              <w:t xml:space="preserve">28/10/2026</w:t>
+            </w:r>
+          </w:p>
+        </w:tc>
+        <w:tc>
+          <w:tcPr>
+            <w:tcW w:w="1800" w:type="dxa"/>
+            <w:shd w:val="clear" w:color="auto" w:fill="FFFFFF"/>
+            <w:tcMar>
+              <w:top w:w="120" w:type="dxa"/>
+              <w:bottom w:w="120" w:type="dxa"/>
+              <w:left w:w="140" w:type="dxa"/>
+              <w:right w:w="140" w:type="dxa"/>
+            </w:tcMar>
+            <w:vAlign w:val="center"/>
+          </w:tcPr>
+          <w:p>
+            <w:pPr>
+              <w:spacing w:before="40" w:after="40" w:line="276" w:lineRule="auto"/>
+            </w:pPr>
+            <w:r>
+              <w:rPr>
+                <w:rFonts w:ascii="Times New Roman" w:hAnsi="Times New Roman" w:cs="Times New Roman"/>
+                <w:sz w:val="19"/>
+                <w:szCs w:val="19"/>
+                <w:color w:val="0F172A"/>
+              </w:rPr>
+              <w:t xml:space="preserve">Biên Bản Họp 3.docx</w:t>
+            </w:r>
+          </w:p>
+        </w:tc>
+        <w:tc>
+          <w:tcPr>
+            <w:tcW w:w="960" w:type="dxa"/>
+            <w:shd w:val="clear" w:color="auto" w:fill="FFFFFF"/>
+            <w:tcMar>
+              <w:top w:w="120" w:type="dxa"/>
+              <w:bottom w:w="120" w:type="dxa"/>
+              <w:left w:w="140" w:type="dxa"/>
+              <w:right w:w="140" w:type="dxa"/>
+            </w:tcMar>
+            <w:vAlign w:val="center"/>
+          </w:tcPr>
+          <w:p>
+            <w:pPr>
+              <w:jc w:val="center"/>
+              <w:spacing w:before="40" w:after="40" w:line="276" w:lineRule="auto"/>
+            </w:pPr>
+            <w:r>
+              <w:rPr>
+                <w:rFonts w:ascii="Times New Roman" w:hAnsi="Times New Roman" w:cs="Times New Roman"/>
+                <w:b/>
+                <w:sz w:val="19"/>
+                <w:szCs w:val="19"/>
+                <w:color w:val="059669"/>
+              </w:rPr>
+              <w:t xml:space="preserve">Hoàn thành</w:t>
+            </w:r>
+          </w:p>
+        </w:tc>
+      </w:tr>
+      <w:tr>
+        <w:trPr>
+          <w:cantSplit/>
+        </w:trPr>
+        <w:tc>
+          <w:tcPr>
+            <w:tcW w:w="600" w:type="dxa"/>
+            <w:shd w:val="clear" w:color="auto" w:fill="F8FAFC"/>
+            <w:tcMar>
+              <w:top w:w="120" w:type="dxa"/>
+              <w:bottom w:w="120" w:type="dxa"/>
+              <w:left w:w="140" w:type="dxa"/>
+              <w:right w:w="140" w:type="dxa"/>
+            </w:tcMar>
+            <w:vAlign w:val="center"/>
+          </w:tcPr>
+          <w:p>
+            <w:pPr>
+              <w:jc w:val="center"/>
+              <w:spacing w:before="40" w:after="40" w:line="276" w:lineRule="auto"/>
+            </w:pPr>
+            <w:r>
+              <w:rPr>
+                <w:rFonts w:ascii="Times New Roman" w:hAnsi="Times New Roman" w:cs="Times New Roman"/>
+                <w:sz w:val="19"/>
+                <w:szCs w:val="19"/>
+                <w:color w:val="0F172A"/>
+              </w:rPr>
+              <w:t xml:space="preserve">2</w:t>
+            </w:r>
+          </w:p>
+        </w:tc>
+        <w:tc>
+          <w:tcPr>
+            <w:tcW w:w="2800" w:type="dxa"/>
+            <w:shd w:val="clear" w:color="auto" w:fill="F8FAFC"/>
+            <w:tcMar>
+              <w:top w:w="120" w:type="dxa"/>
+              <w:bottom w:w="120" w:type="dxa"/>
+              <w:left w:w="140" w:type="dxa"/>
+              <w:right w:w="140" w:type="dxa"/>
+            </w:tcMar>
+            <w:vAlign w:val="center"/>
+          </w:tcPr>
+          <w:p>
+            <w:pPr>
+              <w:spacing w:before="40" w:after="40" w:line="276" w:lineRule="auto"/>
+            </w:pPr>
+            <w:r>
+              <w:rPr>
+                <w:rFonts w:ascii="Times New Roman" w:hAnsi="Times New Roman" w:cs="Times New Roman"/>
+                <w:sz w:val="19"/>
+                <w:szCs w:val="19"/>
+                <w:color w:val="0F172A"/>
+              </w:rPr>
+              <w:t xml:space="preserve">Soạn thảo Báo cáo kiểm thử cuối kỳ Word 8 chương</w:t>
+            </w:r>
+          </w:p>
+        </w:tc>
+        <w:tc>
+          <w:tcPr>
+            <w:tcW w:w="1800" w:type="dxa"/>
+            <w:shd w:val="clear" w:color="auto" w:fill="F8FAFC"/>
+            <w:tcMar>
+              <w:top w:w="120" w:type="dxa"/>
+              <w:bottom w:w="120" w:type="dxa"/>
+              <w:left w:w="140" w:type="dxa"/>
+              <w:right w:w="140" w:type="dxa"/>
+            </w:tcMar>
+            <w:vAlign w:val="center"/>
+          </w:tcPr>
+          <w:p>
+            <w:pPr>
+              <w:spacing w:before="40" w:after="40" w:line="276" w:lineRule="auto"/>
+            </w:pPr>
+            <w:r>
+              <w:rPr>
+                <w:rFonts w:ascii="Times New Roman" w:hAnsi="Times New Roman" w:cs="Times New Roman"/>
+                <w:b/>
+                <w:sz w:val="19"/>
+                <w:szCs w:val="19"/>
+                <w:color w:val="0F172A"/>
+              </w:rPr>
+              <w:t xml:space="preserve">Nguyễn Quách Phú Tài</w:t>
+            </w:r>
+          </w:p>
+        </w:tc>
+        <w:tc>
+          <w:tcPr>
+            <w:tcW w:w="1400" w:type="dxa"/>
+            <w:shd w:val="clear" w:color="auto" w:fill="F8FAFC"/>
+            <w:tcMar>
+              <w:top w:w="120" w:type="dxa"/>
+              <w:bottom w:w="120" w:type="dxa"/>
+              <w:left w:w="140" w:type="dxa"/>
+              <w:right w:w="140" w:type="dxa"/>
+            </w:tcMar>
+            <w:vAlign w:val="center"/>
+          </w:tcPr>
+          <w:p>
+            <w:pPr>
+              <w:jc w:val="center"/>
+              <w:spacing w:before="40" w:after="40" w:line="276" w:lineRule="auto"/>
+            </w:pPr>
+            <w:r>
+              <w:rPr>
+                <w:rFonts w:ascii="Times New Roman" w:hAnsi="Times New Roman" w:cs="Times New Roman"/>
+                <w:sz w:val="19"/>
+                <w:szCs w:val="19"/>
+                <w:color w:val="0F172A"/>
+              </w:rPr>
+              <w:t xml:space="preserve">29/10/2026</w:t>
+            </w:r>
+          </w:p>
+        </w:tc>
+        <w:tc>
+          <w:tcPr>
+            <w:tcW w:w="1800" w:type="dxa"/>
+            <w:shd w:val="clear" w:color="auto" w:fill="F8FAFC"/>
+            <w:tcMar>
+              <w:top w:w="120" w:type="dxa"/>
+              <w:bottom w:w="120" w:type="dxa"/>
+              <w:left w:w="140" w:type="dxa"/>
+              <w:right w:w="140" w:type="dxa"/>
+            </w:tcMar>
+            <w:vAlign w:val="center"/>
+          </w:tcPr>
+          <w:p>
+            <w:pPr>
+              <w:spacing w:before="40" w:after="40" w:line="276" w:lineRule="auto"/>
+            </w:pPr>
+            <w:r>
+              <w:rPr>
+                <w:rFonts w:ascii="Times New Roman" w:hAnsi="Times New Roman" w:cs="Times New Roman"/>
+                <w:sz w:val="19"/>
+                <w:szCs w:val="19"/>
+                <w:color w:val="0F172A"/>
+              </w:rPr>
+              <w:t xml:space="preserve">Báo Cáo Word_23CT113.docx</w:t>
+            </w:r>
+          </w:p>
+        </w:tc>
+        <w:tc>
+          <w:tcPr>
+            <w:tcW w:w="960" w:type="dxa"/>
+            <w:shd w:val="clear" w:color="auto" w:fill="F8FAFC"/>
+            <w:tcMar>
+              <w:top w:w="120" w:type="dxa"/>
+              <w:bottom w:w="120" w:type="dxa"/>
+              <w:left w:w="140" w:type="dxa"/>
+              <w:right w:w="140" w:type="dxa"/>
+            </w:tcMar>
+            <w:vAlign w:val="center"/>
+          </w:tcPr>
+          <w:p>
+            <w:pPr>
+              <w:jc w:val="center"/>
+              <w:spacing w:before="40" w:after="40" w:line="276" w:lineRule="auto"/>
+            </w:pPr>
+            <w:r>
+              <w:rPr>
+                <w:rFonts w:ascii="Times New Roman" w:hAnsi="Times New Roman" w:cs="Times New Roman"/>
+                <w:b/>
+                <w:sz w:val="19"/>
+                <w:szCs w:val="19"/>
+                <w:color w:val="059669"/>
+              </w:rPr>
+              <w:t xml:space="preserve">Hoàn thành</w:t>
+            </w:r>
+          </w:p>
+        </w:tc>
+      </w:tr>
+      <w:tr>
+        <w:trPr>
+          <w:cantSplit/>
+        </w:trPr>
+        <w:tc>
+          <w:tcPr>
+            <w:tcW w:w="600" w:type="dxa"/>
+            <w:shd w:val="clear" w:color="auto" w:fill="FFFFFF"/>
+            <w:tcMar>
+              <w:top w:w="120" w:type="dxa"/>
+              <w:bottom w:w="120" w:type="dxa"/>
+              <w:left w:w="140" w:type="dxa"/>
+              <w:right w:w="140" w:type="dxa"/>
+            </w:tcMar>
+            <w:vAlign w:val="center"/>
+          </w:tcPr>
+          <w:p>
+            <w:pPr>
+              <w:jc w:val="center"/>
+              <w:spacing w:before="40" w:after="40" w:line="276" w:lineRule="auto"/>
+            </w:pPr>
+            <w:r>
+              <w:rPr>
+                <w:rFonts w:ascii="Times New Roman" w:hAnsi="Times New Roman" w:cs="Times New Roman"/>
+                <w:sz w:val="19"/>
+                <w:szCs w:val="19"/>
+                <w:color w:val="0F172A"/>
+              </w:rPr>
+              <w:t xml:space="preserve">3</w:t>
+            </w:r>
+          </w:p>
+        </w:tc>
+        <w:tc>
+          <w:tcPr>
+            <w:tcW w:w="2800" w:type="dxa"/>
+            <w:shd w:val="clear" w:color="auto" w:fill="FFFFFF"/>
+            <w:tcMar>
+              <w:top w:w="120" w:type="dxa"/>
+              <w:bottom w:w="120" w:type="dxa"/>
+              <w:left w:w="140" w:type="dxa"/>
+              <w:right w:w="140" w:type="dxa"/>
+            </w:tcMar>
+            <w:vAlign w:val="center"/>
+          </w:tcPr>
+          <w:p>
+            <w:pPr>
+              <w:spacing w:before="40" w:after="40" w:line="276" w:lineRule="auto"/>
+            </w:pPr>
+            <w:r>
+              <w:rPr>
+                <w:rFonts w:ascii="Times New Roman" w:hAnsi="Times New Roman" w:cs="Times New Roman"/>
+                <w:sz w:val="19"/>
+                <w:szCs w:val="19"/>
+                <w:color w:val="0F172A"/>
+              </w:rPr>
+              <w:t xml:space="preserve">Thiết kế Slide PowerPoint bảo vệ trước GVBM</w:t>
+            </w:r>
+          </w:p>
+        </w:tc>
+        <w:tc>
+          <w:tcPr>
+            <w:tcW w:w="1800" w:type="dxa"/>
+            <w:shd w:val="clear" w:color="auto" w:fill="FFFFFF"/>
+            <w:tcMar>
+              <w:top w:w="120" w:type="dxa"/>
+              <w:bottom w:w="120" w:type="dxa"/>
+              <w:left w:w="140" w:type="dxa"/>
+              <w:right w:w="140" w:type="dxa"/>
+            </w:tcMar>
+            <w:vAlign w:val="center"/>
+          </w:tcPr>
+          <w:p>
+            <w:pPr>
+              <w:spacing w:before="40" w:after="40" w:line="276" w:lineRule="auto"/>
+            </w:pPr>
+            <w:r>
+              <w:rPr>
+                <w:rFonts w:ascii="Times New Roman" w:hAnsi="Times New Roman" w:cs="Times New Roman"/>
+                <w:b/>
+                <w:sz w:val="19"/>
+                <w:szCs w:val="19"/>
+                <w:color w:val="0F172A"/>
+              </w:rPr>
+              <w:t xml:space="preserve">Bùi Đặng Quốc Khánh, Tiến</w:t>
+            </w:r>
+          </w:p>
+        </w:tc>
+        <w:tc>
+          <w:tcPr>
+            <w:tcW w:w="1400" w:type="dxa"/>
+            <w:shd w:val="clear" w:color="auto" w:fill="FFFFFF"/>
+            <w:tcMar>
+              <w:top w:w="120" w:type="dxa"/>
+              <w:bottom w:w="120" w:type="dxa"/>
+              <w:left w:w="140" w:type="dxa"/>
+              <w:right w:w="140" w:type="dxa"/>
+            </w:tcMar>
+            <w:vAlign w:val="center"/>
+          </w:tcPr>
+          <w:p>
+            <w:pPr>
+              <w:jc w:val="center"/>
+              <w:spacing w:before="40" w:after="40" w:line="276" w:lineRule="auto"/>
+            </w:pPr>
+            <w:r>
+              <w:rPr>
+                <w:rFonts w:ascii="Times New Roman" w:hAnsi="Times New Roman" w:cs="Times New Roman"/>
+                <w:sz w:val="19"/>
+                <w:szCs w:val="19"/>
+                <w:color w:val="0F172A"/>
+              </w:rPr>
+              <w:t xml:space="preserve">29/10/2026</w:t>
+            </w:r>
+          </w:p>
+        </w:tc>
+        <w:tc>
+          <w:tcPr>
+            <w:tcW w:w="1800" w:type="dxa"/>
+            <w:shd w:val="clear" w:color="auto" w:fill="FFFFFF"/>
+            <w:tcMar>
+              <w:top w:w="120" w:type="dxa"/>
+              <w:bottom w:w="120" w:type="dxa"/>
+              <w:left w:w="140" w:type="dxa"/>
+              <w:right w:w="140" w:type="dxa"/>
+            </w:tcMar>
+            <w:vAlign w:val="center"/>
+          </w:tcPr>
+          <w:p>
+            <w:pPr>
+              <w:spacing w:before="40" w:after="40" w:line="276" w:lineRule="auto"/>
+            </w:pPr>
+            <w:r>
+              <w:rPr>
+                <w:rFonts w:ascii="Times New Roman" w:hAnsi="Times New Roman" w:cs="Times New Roman"/>
+                <w:sz w:val="19"/>
+                <w:szCs w:val="19"/>
+                <w:color w:val="0F172A"/>
+              </w:rPr>
+              <w:t xml:space="preserve">Slide thuyết trình .pptx</w:t>
+            </w:r>
+          </w:p>
+        </w:tc>
+        <w:tc>
+          <w:tcPr>
+            <w:tcW w:w="960" w:type="dxa"/>
+            <w:shd w:val="clear" w:color="auto" w:fill="FFFFFF"/>
+            <w:tcMar>
+              <w:top w:w="120" w:type="dxa"/>
+              <w:bottom w:w="120" w:type="dxa"/>
+              <w:left w:w="140" w:type="dxa"/>
+              <w:right w:w="140" w:type="dxa"/>
+            </w:tcMar>
+            <w:vAlign w:val="center"/>
+          </w:tcPr>
+          <w:p>
+            <w:pPr>
+              <w:jc w:val="center"/>
+              <w:spacing w:before="40" w:after="40" w:line="276" w:lineRule="auto"/>
+            </w:pPr>
+            <w:r>
+              <w:rPr>
+                <w:rFonts w:ascii="Times New Roman" w:hAnsi="Times New Roman" w:cs="Times New Roman"/>
+                <w:b/>
+                <w:sz w:val="19"/>
+                <w:szCs w:val="19"/>
+                <w:color w:val="059669"/>
+              </w:rPr>
+              <w:t xml:space="preserve">Hoàn thành</w:t>
+            </w:r>
+          </w:p>
+        </w:tc>
+      </w:tr>
+      <w:tr>
+        <w:trPr>
+          <w:cantSplit/>
+        </w:trPr>
+        <w:tc>
+          <w:tcPr>
+            <w:tcW w:w="600" w:type="dxa"/>
+            <w:shd w:val="clear" w:color="auto" w:fill="F8FAFC"/>
+            <w:tcMar>
+              <w:top w:w="120" w:type="dxa"/>
+              <w:bottom w:w="120" w:type="dxa"/>
+              <w:left w:w="140" w:type="dxa"/>
+              <w:right w:w="140" w:type="dxa"/>
+            </w:tcMar>
+            <w:vAlign w:val="center"/>
+          </w:tcPr>
+          <w:p>
+            <w:pPr>
+              <w:jc w:val="center"/>
+              <w:spacing w:before="40" w:after="40" w:line="276" w:lineRule="auto"/>
+            </w:pPr>
+            <w:r>
+              <w:rPr>
+                <w:rFonts w:ascii="Times New Roman" w:hAnsi="Times New Roman" w:cs="Times New Roman"/>
+                <w:sz w:val="19"/>
+                <w:szCs w:val="19"/>
+                <w:color w:val="0F172A"/>
+              </w:rPr>
+              <w:t xml:space="preserve">4</w:t>
+            </w:r>
+          </w:p>
+        </w:tc>
+        <w:tc>
+          <w:tcPr>
+            <w:tcW w:w="2800" w:type="dxa"/>
+            <w:shd w:val="clear" w:color="auto" w:fill="F8FAFC"/>
+            <w:tcMar>
+              <w:top w:w="120" w:type="dxa"/>
+              <w:bottom w:w="120" w:type="dxa"/>
+              <w:left w:w="140" w:type="dxa"/>
+              <w:right w:w="140" w:type="dxa"/>
+            </w:tcMar>
+            <w:vAlign w:val="center"/>
+          </w:tcPr>
+          <w:p>
+            <w:pPr>
+              <w:spacing w:before="40" w:after="40" w:line="276" w:lineRule="auto"/>
+            </w:pPr>
+            <w:r>
+              <w:rPr>
+                <w:rFonts w:ascii="Times New Roman" w:hAnsi="Times New Roman" w:cs="Times New Roman"/>
+                <w:sz w:val="19"/>
+                <w:szCs w:val="19"/>
+                <w:color w:val="0F172A"/>
+              </w:rPr>
+              <w:t xml:space="preserve">Rà soát chéo số liệu giữa Excel, Word và PPT</w:t>
+            </w:r>
+          </w:p>
+        </w:tc>
+        <w:tc>
+          <w:tcPr>
+            <w:tcW w:w="1800" w:type="dxa"/>
+            <w:shd w:val="clear" w:color="auto" w:fill="F8FAFC"/>
+            <w:tcMar>
+              <w:top w:w="120" w:type="dxa"/>
+              <w:bottom w:w="120" w:type="dxa"/>
+              <w:left w:w="140" w:type="dxa"/>
+              <w:right w:w="140" w:type="dxa"/>
+            </w:tcMar>
+            <w:vAlign w:val="center"/>
+          </w:tcPr>
+          <w:p>
+            <w:pPr>
+              <w:spacing w:before="40" w:after="40" w:line="276" w:lineRule="auto"/>
+            </w:pPr>
+            <w:r>
+              <w:rPr>
+                <w:rFonts w:ascii="Times New Roman" w:hAnsi="Times New Roman" w:cs="Times New Roman"/>
+                <w:b/>
+                <w:sz w:val="19"/>
+                <w:szCs w:val="19"/>
+                <w:color w:val="0F172A"/>
+              </w:rPr>
+              <w:t xml:space="preserve">Nguyễn Quách Phú Tài</w:t>
+            </w:r>
+          </w:p>
+        </w:tc>
+        <w:tc>
+          <w:tcPr>
+            <w:tcW w:w="1400" w:type="dxa"/>
+            <w:shd w:val="clear" w:color="auto" w:fill="F8FAFC"/>
+            <w:tcMar>
+              <w:top w:w="120" w:type="dxa"/>
+              <w:bottom w:w="120" w:type="dxa"/>
+              <w:left w:w="140" w:type="dxa"/>
+              <w:right w:w="140" w:type="dxa"/>
+            </w:tcMar>
+            <w:vAlign w:val="center"/>
+          </w:tcPr>
+          <w:p>
+            <w:pPr>
+              <w:jc w:val="center"/>
+              <w:spacing w:before="40" w:after="40" w:line="276" w:lineRule="auto"/>
+            </w:pPr>
+            <w:r>
+              <w:rPr>
+                <w:rFonts w:ascii="Times New Roman" w:hAnsi="Times New Roman" w:cs="Times New Roman"/>
+                <w:sz w:val="19"/>
+                <w:szCs w:val="19"/>
+                <w:color w:val="0F172A"/>
+              </w:rPr>
+              <w:t xml:space="preserve">30/10/2026</w:t>
+            </w:r>
+          </w:p>
+        </w:tc>
+        <w:tc>
+          <w:tcPr>
+            <w:tcW w:w="1800" w:type="dxa"/>
+            <w:shd w:val="clear" w:color="auto" w:fill="F8FAFC"/>
+            <w:tcMar>
+              <w:top w:w="120" w:type="dxa"/>
+              <w:bottom w:w="120" w:type="dxa"/>
+              <w:left w:w="140" w:type="dxa"/>
+              <w:right w:w="140" w:type="dxa"/>
+            </w:tcMar>
+            <w:vAlign w:val="center"/>
+          </w:tcPr>
+          <w:p>
+            <w:pPr>
+              <w:spacing w:before="40" w:after="40" w:line="276" w:lineRule="auto"/>
+            </w:pPr>
+            <w:r>
+              <w:rPr>
+                <w:rFonts w:ascii="Times New Roman" w:hAnsi="Times New Roman" w:cs="Times New Roman"/>
+                <w:sz w:val="19"/>
+                <w:szCs w:val="19"/>
+                <w:color w:val="0F172A"/>
+              </w:rPr>
+              <w:t xml:space="preserve">Bộ số liệu đồng bộ 100%</w:t>
+            </w:r>
+          </w:p>
+        </w:tc>
+        <w:tc>
+          <w:tcPr>
+            <w:tcW w:w="960" w:type="dxa"/>
+            <w:shd w:val="clear" w:color="auto" w:fill="F8FAFC"/>
+            <w:tcMar>
+              <w:top w:w="120" w:type="dxa"/>
+              <w:bottom w:w="120" w:type="dxa"/>
+              <w:left w:w="140" w:type="dxa"/>
+              <w:right w:w="140" w:type="dxa"/>
+            </w:tcMar>
+            <w:vAlign w:val="center"/>
+          </w:tcPr>
+          <w:p>
+            <w:pPr>
+              <w:jc w:val="center"/>
+              <w:spacing w:before="40" w:after="40" w:line="276" w:lineRule="auto"/>
+            </w:pPr>
+            <w:r>
+              <w:rPr>
+                <w:rFonts w:ascii="Times New Roman" w:hAnsi="Times New Roman" w:cs="Times New Roman"/>
+                <w:b/>
+                <w:sz w:val="19"/>
+                <w:szCs w:val="19"/>
+                <w:color w:val="059669"/>
+              </w:rPr>
+              <w:t xml:space="preserve">Hoàn thành</w:t>
+            </w:r>
+          </w:p>
+        </w:tc>
+      </w:tr>
+      <w:tr>
+        <w:trPr>
+          <w:cantSplit/>
+        </w:trPr>
+        <w:tc>
+          <w:tcPr>
+            <w:tcW w:w="600" w:type="dxa"/>
+            <w:shd w:val="clear" w:color="auto" w:fill="FFFFFF"/>
+            <w:tcMar>
+              <w:top w:w="120" w:type="dxa"/>
+              <w:bottom w:w="120" w:type="dxa"/>
+              <w:left w:w="140" w:type="dxa"/>
+              <w:right w:w="140" w:type="dxa"/>
+            </w:tcMar>
+            <w:vAlign w:val="center"/>
+          </w:tcPr>
+          <w:p>
+            <w:pPr>
+              <w:jc w:val="center"/>
+              <w:spacing w:before="40" w:after="40" w:line="276" w:lineRule="auto"/>
+            </w:pPr>
+            <w:r>
+              <w:rPr>
+                <w:rFonts w:ascii="Times New Roman" w:hAnsi="Times New Roman" w:cs="Times New Roman"/>
+                <w:sz w:val="19"/>
+                <w:szCs w:val="19"/>
+                <w:color w:val="0F172A"/>
+              </w:rPr>
+              <w:t xml:space="preserve">5</w:t>
+            </w:r>
+          </w:p>
+        </w:tc>
+        <w:tc>
+          <w:tcPr>
+            <w:tcW w:w="2800" w:type="dxa"/>
+            <w:shd w:val="clear" w:color="auto" w:fill="FFFFFF"/>
+            <w:tcMar>
+              <w:top w:w="120" w:type="dxa"/>
+              <w:bottom w:w="120" w:type="dxa"/>
+              <w:left w:w="140" w:type="dxa"/>
+              <w:right w:w="140" w:type="dxa"/>
+            </w:tcMar>
+            <w:vAlign w:val="center"/>
+          </w:tcPr>
+          <w:p>
+            <w:pPr>
+              <w:spacing w:before="40" w:after="40" w:line="276" w:lineRule="auto"/>
+            </w:pPr>
+            <w:r>
+              <w:rPr>
+                <w:rFonts w:ascii="Times New Roman" w:hAnsi="Times New Roman" w:cs="Times New Roman"/>
+                <w:sz w:val="19"/>
+                <w:szCs w:val="19"/>
+                <w:color w:val="0F172A"/>
+              </w:rPr>
+              <w:t xml:space="preserve">Đóng gói toàn bộ hồ sơ nộp bài cuối kỳ</w:t>
+            </w:r>
+          </w:p>
+        </w:tc>
+        <w:tc>
+          <w:tcPr>
+            <w:tcW w:w="1800" w:type="dxa"/>
+            <w:shd w:val="clear" w:color="auto" w:fill="FFFFFF"/>
+            <w:tcMar>
+              <w:top w:w="120" w:type="dxa"/>
+              <w:bottom w:w="120" w:type="dxa"/>
+              <w:left w:w="140" w:type="dxa"/>
+              <w:right w:w="140" w:type="dxa"/>
+            </w:tcMar>
+            <w:vAlign w:val="center"/>
+          </w:tcPr>
+          <w:p>
+            <w:pPr>
+              <w:spacing w:before="40" w:after="40" w:line="276" w:lineRule="auto"/>
+            </w:pPr>
+            <w:r>
+              <w:rPr>
+                <w:rFonts w:ascii="Times New Roman" w:hAnsi="Times New Roman" w:cs="Times New Roman"/>
+                <w:b/>
+                <w:sz w:val="19"/>
+                <w:szCs w:val="19"/>
+                <w:color w:val="0F172A"/>
+              </w:rPr>
+              <w:t xml:space="preserve">Cả nhóm (5 thành viên)</w:t>
+            </w:r>
+          </w:p>
+        </w:tc>
+        <w:tc>
+          <w:tcPr>
+            <w:tcW w:w="1400" w:type="dxa"/>
+            <w:shd w:val="clear" w:color="auto" w:fill="FFFFFF"/>
+            <w:tcMar>
+              <w:top w:w="120" w:type="dxa"/>
+              <w:bottom w:w="120" w:type="dxa"/>
+              <w:left w:w="140" w:type="dxa"/>
+              <w:right w:w="140" w:type="dxa"/>
+            </w:tcMar>
+            <w:vAlign w:val="center"/>
+          </w:tcPr>
+          <w:p>
+            <w:pPr>
+              <w:jc w:val="center"/>
+              <w:spacing w:before="40" w:after="40" w:line="276" w:lineRule="auto"/>
+            </w:pPr>
+            <w:r>
+              <w:rPr>
+                <w:rFonts w:ascii="Times New Roman" w:hAnsi="Times New Roman" w:cs="Times New Roman"/>
+                <w:sz w:val="19"/>
+                <w:szCs w:val="19"/>
+                <w:color w:val="0F172A"/>
+              </w:rPr>
+              <w:t xml:space="preserve">01/11/2026</w:t>
+            </w:r>
+          </w:p>
+        </w:tc>
+        <w:tc>
+          <w:tcPr>
+            <w:tcW w:w="1800" w:type="dxa"/>
+            <w:shd w:val="clear" w:color="auto" w:fill="FFFFFF"/>
+            <w:tcMar>
+              <w:top w:w="120" w:type="dxa"/>
+              <w:bottom w:w="120" w:type="dxa"/>
+              <w:left w:w="140" w:type="dxa"/>
+              <w:right w:w="140" w:type="dxa"/>
+            </w:tcMar>
+            <w:vAlign w:val="center"/>
+          </w:tcPr>
+          <w:p>
+            <w:pPr>
+              <w:spacing w:before="40" w:after="40" w:line="276" w:lineRule="auto"/>
+            </w:pPr>
+            <w:r>
+              <w:rPr>
+                <w:rFonts w:ascii="Times New Roman" w:hAnsi="Times New Roman" w:cs="Times New Roman"/>
+                <w:sz w:val="19"/>
+                <w:szCs w:val="19"/>
+                <w:color w:val="0F172A"/>
+              </w:rPr>
+              <w:t xml:space="preserve">Thư mục 23CT113_Nhom02</w:t>
+            </w:r>
+          </w:p>
+        </w:tc>
+        <w:tc>
+          <w:tcPr>
+            <w:tcW w:w="960" w:type="dxa"/>
+            <w:shd w:val="clear" w:color="auto" w:fill="FFFFFF"/>
+            <w:tcMar>
+              <w:top w:w="120" w:type="dxa"/>
+              <w:bottom w:w="120" w:type="dxa"/>
+              <w:left w:w="140" w:type="dxa"/>
+              <w:right w:w="140" w:type="dxa"/>
+            </w:tcMar>
+            <w:vAlign w:val="center"/>
+          </w:tcPr>
+          <w:p>
+            <w:pPr>
+              <w:jc w:val="center"/>
+              <w:spacing w:before="40" w:after="40" w:line="276" w:lineRule="auto"/>
+            </w:pPr>
+            <w:r>
+              <w:rPr>
+                <w:rFonts w:ascii="Times New Roman" w:hAnsi="Times New Roman" w:cs="Times New Roman"/>
+                <w:b/>
+                <w:sz w:val="19"/>
+                <w:szCs w:val="19"/>
+                <w:color w:val="059669"/>
+              </w:rPr>
+              <w:t xml:space="preserve">Hoàn thành</w:t>
+            </w:r>
+          </w:p>
+        </w:tc>
+      </w:tr>
+    </w:tbl>
+    <w:p>
+      <w:pPr>
+        <w:spacing w:before="240" w:after="120" w:line="276" w:lineRule="auto"/>
+      </w:pPr>
+      <w:r>
+        <w:rPr>
+          <w:rFonts w:ascii="Times New Roman" w:hAnsi="Times New Roman" w:cs="Times New Roman"/>
+          <w:b/>
+          <w:sz w:val="28"/>
+          <w:szCs w:val="28"/>
+          <w:color w:val="1E3A8A"/>
+        </w:rPr>
+        <w:t xml:space="preserve">VI. KẾT LUẬN &amp; BIỂU QUYẾT</w:t>
+      </w:r>
+    </w:p>
+    <w:p>
+      <w:pPr>
+        <w:spacing w:before="100" w:after="100" w:line="276" w:lineRule="auto"/>
+      </w:pPr>
+      <w:r>
+        <w:rPr>
+          <w:rFonts w:ascii="Times New Roman" w:hAnsi="Times New Roman" w:cs="Times New Roman"/>
+          <w:sz w:val="20"/>
+          <w:szCs w:val="20"/>
+          <w:color w:val="0F172A"/>
+        </w:rPr>
+        <w:t xml:space="preserve">• Nhóm thống nhất 100% thông qua báo cáo tiến độ Tuần 2 và danh mục lỗi Bug Log.</w:t>
+      </w:r>
+    </w:p>
+    <w:p>
+      <w:pPr>
+        <w:spacing w:before="100" w:after="200" w:line="276" w:lineRule="auto"/>
+      </w:pPr>
+      <w:r>
+        <w:rPr>
+          <w:rFonts w:ascii="Times New Roman" w:hAnsi="Times New Roman" w:cs="Times New Roman"/>
+          <w:sz w:val="20"/>
+          <w:szCs w:val="20"/>
+          <w:color w:val="0F172A"/>
+        </w:rPr>
+        <w:t xml:space="preserve">• Buổi họp tiếp theo (Họp Lần 3) tổng kết toàn diện diễn ra vào ngày 28/10/2026.</w:t>
+      </w:r>
+    </w:p>
+    <w:tbl>
+      <w:tblPr>
+        <w:tblW w:w="9360" w:type="dxa"/>
+        <w:jc w:val="center"/>
+        <w:tblBorders>
+          <w:top w:val="none"/>
+          <w:left w:val="none"/>
+          <w:bottom w:val="none"/>
+          <w:right w:val="none"/>
+          <w:insideH w:val="none"/>
+          <w:insideV w:val="none"/>
+        </w:tblBorders>
+      </w:tblPr>
+      <w:tblGrid>
+        <w:gridCol w:w="4680"/>
+        <w:gridCol w:w="4680"/>
+      </w:tblGrid>
+      <w:tr>
+        <w:tc>
+          <w:tcPr>
+            <w:tcW w:w="4680" w:type="dxa"/>
+            <w:vAlign w:val="top"/>
+          </w:tcPr>
+          <w:p>
+            <w:pPr>
+              <w:jc w:val="center"/>
+              <w:spacing w:before="100" w:after="40" w:line="276" w:lineRule="auto"/>
+            </w:pPr>
+            <w:r>
+              <w:rPr>
+                <w:rFonts w:ascii="Times New Roman" w:hAnsi="Times New Roman" w:cs="Times New Roman"/>
+                <w:b/>
+                <w:sz w:val="20"/>
+                <w:szCs w:val="20"/>
+                <w:color w:val="0F172A"/>
+              </w:rPr>
+              <w:t xml:space="preserve">THƯ KÝ CUỘC HỌP</w:t>
+            </w:r>
+          </w:p>
+          <w:p>
+            <w:pPr>
+              <w:jc w:val="center"/>
+              <w:spacing w:before="0" w:after="500" w:line="276" w:lineRule="auto"/>
+            </w:pPr>
+            <w:r>
+              <w:rPr>
+                <w:rFonts w:ascii="Times New Roman" w:hAnsi="Times New Roman" w:cs="Times New Roman"/>
+                <w:i/>
+                <w:sz w:val="18"/>
+                <w:szCs w:val="18"/>
+                <w:color w:val="64748B"/>
+              </w:rPr>
+              <w:t xml:space="preserve">(Ký và ghi rõ họ tên)</w:t>
+            </w:r>
+          </w:p>
+          <w:p>
+            <w:pPr>
+              <w:jc w:val="center"/>
+              <w:spacing w:before="400" w:after="0" w:line="276" w:lineRule="auto"/>
+            </w:pPr>
+            <w:r>
+              <w:rPr>
+                <w:rFonts w:ascii="Times New Roman" w:hAnsi="Times New Roman" w:cs="Times New Roman"/>
+                <w:b/>
+                <w:sz w:val="20"/>
+                <w:szCs w:val="20"/>
+                <w:color w:val="0F172A"/>
+              </w:rPr>
+              <w:t xml:space="preserve">Bùi Đặng Quốc Khánh</w:t>
+            </w:r>
+          </w:p>
+        </w:tc>
+        <w:tc>
+          <w:tcPr>
+            <w:tcW w:w="4680" w:type="dxa"/>
+            <w:vAlign w:val="top"/>
+          </w:tcPr>
+          <w:p>
+            <w:pPr>
+              <w:jc w:val="center"/>
+              <w:spacing w:before="100" w:after="40" w:line="276" w:lineRule="auto"/>
+            </w:pPr>
+            <w:r>
+              <w:rPr>
+                <w:rFonts w:ascii="Times New Roman" w:hAnsi="Times New Roman" w:cs="Times New Roman"/>
+                <w:b/>
+                <w:sz w:val="20"/>
+                <w:szCs w:val="20"/>
+                <w:color w:val="0F172A"/>
+              </w:rPr>
+              <w:t xml:space="preserve">CHỦ TRÌ / TRƯỞNG NHÓM</w:t>
+            </w:r>
+          </w:p>
+          <w:p>
+            <w:pPr>
+              <w:jc w:val="center"/>
+              <w:spacing w:before="0" w:after="500" w:line="276" w:lineRule="auto"/>
+            </w:pPr>
+            <w:r>
+              <w:rPr>
+                <w:rFonts w:ascii="Times New Roman" w:hAnsi="Times New Roman" w:cs="Times New Roman"/>
+                <w:i/>
+                <w:sz w:val="18"/>
+                <w:szCs w:val="18"/>
+                <w:color w:val="64748B"/>
+              </w:rPr>
+              <w:t xml:space="preserve">(Ký và ghi rõ họ tên)</w:t>
+            </w:r>
+          </w:p>
+          <w:p>
+            <w:pPr>
+              <w:jc w:val="center"/>
+              <w:spacing w:before="400" w:after="0" w:line="276" w:lineRule="auto"/>
+            </w:pPr>
+            <w:r>
+              <w:rPr>
+                <w:rFonts w:ascii="Times New Roman" w:hAnsi="Times New Roman" w:cs="Times New Roman"/>
+                <w:b/>
+                <w:sz w:val="20"/>
+                <w:szCs w:val="20"/>
+                <w:color w:val="0F172A"/>
+              </w:rPr>
+              <w:t xml:space="preserve">Nguyễn Quách Phú Tài</w:t>
+            </w:r>
+          </w:p>
+        </w:tc>
+      </w:tr>
+    </w:tbl>
+    <w:p>
+      <w:pPr>
+        <w:spacing w:before="240" w:after="120" w:line="276" w:lineRule="auto"/>
+      </w:pPr>
+      <w:r>
+        <w:rPr>
+          <w:rFonts w:ascii="Times New Roman" w:hAnsi="Times New Roman" w:cs="Times New Roman"/>
+          <w:b/>
+          <w:sz w:val="28"/>
+          <w:szCs w:val="28"/>
+          <w:color w:val="1E3A8A"/>
+        </w:rPr>
+        <w:t xml:space="preserve">VIII. HÌNH ẢNH MINH CHỨNG CUỘC HỌP</w:t>
+      </w:r>
+    </w:p>
+    <w:p>
+      <w:pPr>
+        <w:spacing w:before="100" w:after="120" w:line="276" w:lineRule="auto"/>
+      </w:pPr>
+      <w:r>
+        <w:rPr>
+          <w:rFonts w:ascii="Times New Roman" w:hAnsi="Times New Roman" w:cs="Times New Roman"/>
+          <w:i/>
+          <w:sz w:val="24"/>
+          <w:szCs w:val="24"/>
+          <w:color w:val="475569"/>
+        </w:rPr>
+        <w:t xml:space="preserve">Ảnh chụp màn hình buổi họp trực tuyến qua Google Meet của Nhóm 02:</w:t>
+      </w:r>
+    </w:p>
+    <w:p>
+      <w:pPr>
+        <w:jc w:val="center"/>
+      </w:pPr>
       <w:r>
         <w:drawing>
           <wp:inline xmlns:a="http://schemas.openxmlformats.org/drawingml/2006/main" xmlns:pic="http://schemas.openxmlformats.org/drawingml/2006/picture">
@@ -151,8 +2962,8 @@
       </w:r>
     </w:p>
     <w:sectPr>
-      <w:pgSz w:w="12240" w:h="15840"/>
-      <w:pgMar w:top="1440" w:right="1800" w:bottom="1440" w:left="1800" w:header="720" w:footer="720" w:gutter="0"/>
+      <w:pgSz w:w="11906" w:h="16838"/>
+      <w:pgMar w:top="1134" w:right="1134" w:bottom="1134" w:left="1418" w:header="720" w:footer="720" w:gutter="0"/>
       <w:cols w:space="720"/>
       <w:docGrid w:linePitch="360"/>
     </w:sectPr>

--- a/23CT113_Nhom02_NenTangCrowdfunding(TuTeFund)/TimeLine/Biên Bản Họp Nhóm Lần 2 – Báo Cáo Cuối Kỳ Môn Kiểm Thử Phần Mềm.docx
+++ b/23CT113_Nhom02_NenTangCrowdfunding(TuTeFund)/TimeLine/Biên Bản Họp Nhóm Lần 2 – Báo Cáo Cuối Kỳ Môn Kiểm Thử Phần Mềm.docx
@@ -124,11 +124,7 @@
     </w:p>
     <w:p>
       <w:r>
-        <w:rPr>
-          <w:rFonts w:ascii="Times New Roman" w:hAnsi="Times New Roman"/>
-          <w:sz w:val="22"/>
-        </w:rPr>
-        <w:t>• Báo cáo tiến độ thiết kế 80 TR và 200 TC của 5 thành viên</w:t>
+        <w:t>• Báo cáo tiến độ thiết kế 42 TR và 105 TC của 5 thành viên</w:t>
       </w:r>
     </w:p>
     <w:p>
@@ -142,11 +138,7 @@
     </w:p>
     <w:p>
       <w:r>
-        <w:rPr>
-          <w:rFonts w:ascii="Times New Roman" w:hAnsi="Times New Roman"/>
-          <w:sz w:val="22"/>
-        </w:rPr>
-        <w:t>• Chuẩn bị dữ liệu kiểm thử (Test Data) trên 4 tài khoản seed: Admin, Creator, Backer, User thường</w:t>
+        <w:t>• Chuẩn bị dữ liệu kiểm thử (Test Data) trên 4 tài khoản seed: admin@crowdfunding.vn (ADMIN), test1@gmail.com (BACKER), test2@gmail.com (CREATOR), test3@gmail.com (CREATOR PRO)</w:t>
       </w:r>
     </w:p>
     <w:p>
@@ -164,47 +156,27 @@
     </w:p>
     <w:p>
       <w:r>
-        <w:rPr>
-          <w:rFonts w:ascii="Times New Roman" w:hAnsi="Times New Roman"/>
-          <w:sz w:val="22"/>
-        </w:rPr>
-        <w:t>- Nguyễn Quách Phú Tài hoàn thành review cho bộ 40 TC của Trần Xuân Ân (CAMP &amp; DISBURSE), góp ý bổ sung kịch bản hóa đơn điện tử</w:t>
-      </w:r>
-    </w:p>
-    <w:p>
-      <w:r>
-        <w:rPr>
-          <w:rFonts w:ascii="Times New Roman" w:hAnsi="Times New Roman"/>
-          <w:sz w:val="22"/>
-        </w:rPr>
-        <w:t>- Trần Xuân Ân hoàn thành review cho bộ 40 TC của Bùi Đặng Quốc Khánh (USER &amp; ADMIN), duyệt các ca kiểm thử KYC thủ công</w:t>
-      </w:r>
-    </w:p>
-    <w:p>
-      <w:r>
-        <w:rPr>
-          <w:rFonts w:ascii="Times New Roman" w:hAnsi="Times New Roman"/>
-          <w:sz w:val="22"/>
-        </w:rPr>
-        <w:t>- Bùi Đặng Quốc Khánh hoàn thành review cho bộ 40 TC của Nguyễn Trung Tiến (BLOG &amp; CHAT), kiểm tra kịch bản TipTap sanitize</w:t>
-      </w:r>
-    </w:p>
-    <w:p>
-      <w:r>
-        <w:rPr>
-          <w:rFonts w:ascii="Times New Roman" w:hAnsi="Times New Roman"/>
-          <w:sz w:val="22"/>
-        </w:rPr>
-        <w:t>- Nguyễn Trung Tiến hoàn thành review cho bộ 40 TC của Nguyễn Khánh Du (STATS &amp; SYSTEM), chuẩn hóa kịch bản bảo mật CSP/CSRF</w:t>
-      </w:r>
-    </w:p>
-    <w:p>
-      <w:r>
-        <w:rPr>
-          <w:rFonts w:ascii="Times New Roman" w:hAnsi="Times New Roman"/>
-          <w:sz w:val="22"/>
-        </w:rPr>
-        <w:t>- Nguyễn Khánh Du hoàn thành review cho bộ 40 TC của Nguyễn Quách Phú Tài (AUTH &amp; DONATE), hoàn thiện luồng thanh toán VietQR</w:t>
+        <w:t>- Nguyễn Quách Phú Tài hoàn thành review cho bộ Test Case phân công của Trần Xuân Ân (CAMP &amp; REWARD), góp ý bổ sung kịch bản hóa đơn điện tử</w:t>
+      </w:r>
+    </w:p>
+    <w:p>
+      <w:r>
+        <w:t>- Trần Xuân Ân hoàn thành review cho bộ Test Case phân công của Bùi Đặng Quốc Khánh (PLEDGE &amp; CERT), duyệt các ca kiểm thử KYC thủ công</w:t>
+      </w:r>
+    </w:p>
+    <w:p>
+      <w:r>
+        <w:t>- Bùi Đặng Quốc Khánh hoàn thành review cho bộ Test Case phân công của Nguyễn Trung Tiến (COMM &amp; BLOG), kiểm tra kịch bản TipTap sanitize</w:t>
+      </w:r>
+    </w:p>
+    <w:p>
+      <w:r>
+        <w:t>- Nguyễn Trung Tiến hoàn thành review cho bộ Test Case phân công của Nguyễn Khánh Du (CHAT &amp; ADMIN), chuẩn hóa kịch bản bảo mật CSP/CSRF</w:t>
+      </w:r>
+    </w:p>
+    <w:p>
+      <w:r>
+        <w:t>- Nguyễn Khánh Du hoàn thành review cho bộ Test Case phân công của Nguyễn Quách Phú Tài (AUTH &amp; KYC), hoàn thiện luồng thanh toán VietQR</w:t>
       </w:r>
     </w:p>
     <w:p>
@@ -222,11 +194,7 @@
     </w:p>
     <w:p>
       <w:r>
-        <w:rPr>
-          <w:rFonts w:ascii="Times New Roman" w:hAnsi="Times New Roman"/>
-          <w:sz w:val="22"/>
-        </w:rPr>
-        <w:t>✔ Cả 5 thành viên đồng thuận bộ 200 TC đạt chuẩn chất lượng, sẵn sàng thực thi trên Web Demo từ ngày 26/10</w:t>
+        <w:t>✔ Cả 5 thành viên đồng thuận bộ 105 TC đạt chuẩn chất lượng, sẵn sàng thực thi trên Web Demo từ ngày 26/10</w:t>
       </w:r>
     </w:p>
     <w:p>
